--- a/learn/assets/smart-tourism-basic-quiz.docx
+++ b/learn/assets/smart-tourism-basic-quiz.docx
@@ -15,7 +15,7 @@
           <w:sz w:val="30"/>
           <w:szCs w:val="30"/>
         </w:rPr>
-        <w:t xml:space="preserve">스마트관광 기초 상식 퀴즈 — 38문항</w:t>
+        <w:t xml:space="preserve">스마트관광 기초 상식 퀴즈 — 36문항</w:t>
       </w:r>
     </w:p>
     <w:p>
@@ -988,7 +988,7 @@
         <w:rPr>
           <w:rFonts w:ascii="나눔고딕" w:cs="나눔고딕" w:eastAsia="나눔고딕" w:hAnsi="나눔고딕"/>
         </w:rPr>
-        <w:t xml:space="preserve">업종과 문항 수를 짝지으시오 — 여행업 · 외식업 · 컨벤션 (1차 → 최종)</w:t>
+        <w:t xml:space="preserve">여행업에서 문항이 셋씩 빠진 두 요인은?</w:t>
       </w:r>
     </w:p>
     <w:p>
@@ -1019,7 +1019,7 @@
         <w:rPr>
           <w:rFonts w:ascii="나눔고딕" w:cs="나눔고딕" w:eastAsia="나눔고딕" w:hAnsi="나눔고딕"/>
         </w:rPr>
-        <w:t xml:space="preserve">여행업에서 문항이 셋씩 빠진 두 요인은?</w:t>
+        <w:t xml:space="preserve">외식업에서 「AR · VR로 메뉴의 맛을 짐작」 문항이 빠진 이유는?</w:t>
       </w:r>
     </w:p>
     <w:p>
@@ -1050,7 +1050,7 @@
         <w:rPr>
           <w:rFonts w:ascii="나눔고딕" w:cs="나눔고딕" w:eastAsia="나눔고딕" w:hAnsi="나눔고딕"/>
         </w:rPr>
-        <w:t xml:space="preserve">외식업에서 「AR · VR로 메뉴의 맛을 짐작」 문항이 빠진 이유는?</w:t>
+        <w:t xml:space="preserve">컨벤션 신뢰성에서 빠지고, 여행업 · 외식업 신뢰성에는 남은 문항 내용 둘은?</w:t>
       </w:r>
     </w:p>
     <w:p>
@@ -1081,7 +1081,7 @@
         <w:rPr>
           <w:rFonts w:ascii="나눔고딕" w:cs="나눔고딕" w:eastAsia="나눔고딕" w:hAnsi="나눔고딕"/>
         </w:rPr>
-        <w:t xml:space="preserve">컨벤션 척도는 다섯 요인에서 각각 몇 문항씩 남았나?</w:t>
+        <w:t xml:space="preserve">숙박업 키워드 분석에서 빈도가 가장 높았던 구성요소는?</w:t>
       </w:r>
     </w:p>
     <w:p>
@@ -1112,7 +1112,7 @@
         <w:rPr>
           <w:rFonts w:ascii="나눔고딕" w:cs="나눔고딕" w:eastAsia="나눔고딕" w:hAnsi="나눔고딕"/>
         </w:rPr>
-        <w:t xml:space="preserve">컨벤션 신뢰성에서 빠지고, 여행업 · 외식업 신뢰성에는 남은 문항 내용 둘은?</w:t>
+        <w:t xml:space="preserve">숙박업에서 빠진 구성요소 셋은? 그중 빈도가 가장 낮았던 것은?</w:t>
       </w:r>
     </w:p>
     <w:p>
@@ -1138,68 +1138,6 @@
           <w:bCs/>
         </w:rPr>
         <w:t xml:space="preserve">34. </w:t>
-      </w:r>
-      <w:r>
-        <w:rPr>
-          <w:rFonts w:ascii="나눔고딕" w:cs="나눔고딕" w:eastAsia="나눔고딕" w:hAnsi="나눔고딕"/>
-        </w:rPr>
-        <w:t xml:space="preserve">숙박업 키워드 분석에서 빈도가 가장 높았던 구성요소는?</w:t>
-      </w:r>
-    </w:p>
-    <w:p>
-      <w:pPr>
-        <w:spacing w:after="0" w:before="0" w:line="240"/>
-      </w:pPr>
-      <w:r>
-        <w:rPr>
-          <w:rFonts w:ascii="나눔고딕" w:cs="나눔고딕" w:eastAsia="나눔고딕" w:hAnsi="나눔고딕"/>
-          <w:color w:val="9AA7B4"/>
-        </w:rPr>
-        <w:t xml:space="preserve">    답: ________________________________________________</w:t>
-      </w:r>
-    </w:p>
-    <w:p>
-      <w:pPr>
-        <w:spacing w:after="0" w:before="0" w:line="240"/>
-      </w:pPr>
-      <w:r>
-        <w:rPr>
-          <w:rFonts w:ascii="나눔고딕" w:cs="나눔고딕" w:eastAsia="나눔고딕" w:hAnsi="나눔고딕"/>
-          <w:b/>
-          <w:bCs/>
-        </w:rPr>
-        <w:t xml:space="preserve">35. </w:t>
-      </w:r>
-      <w:r>
-        <w:rPr>
-          <w:rFonts w:ascii="나눔고딕" w:cs="나눔고딕" w:eastAsia="나눔고딕" w:hAnsi="나눔고딕"/>
-        </w:rPr>
-        <w:t xml:space="preserve">숙박업에서 빠진 구성요소 셋은? 그중 빈도가 가장 낮았던 것은?</w:t>
-      </w:r>
-    </w:p>
-    <w:p>
-      <w:pPr>
-        <w:spacing w:after="0" w:before="0" w:line="240"/>
-      </w:pPr>
-      <w:r>
-        <w:rPr>
-          <w:rFonts w:ascii="나눔고딕" w:cs="나눔고딕" w:eastAsia="나눔고딕" w:hAnsi="나눔고딕"/>
-          <w:color w:val="9AA7B4"/>
-        </w:rPr>
-        <w:t xml:space="preserve">    답: ________________________________________________</w:t>
-      </w:r>
-    </w:p>
-    <w:p>
-      <w:pPr>
-        <w:spacing w:after="0" w:before="0" w:line="240"/>
-      </w:pPr>
-      <w:r>
-        <w:rPr>
-          <w:rFonts w:ascii="나눔고딕" w:cs="나눔고딕" w:eastAsia="나눔고딕" w:hAnsi="나눔고딕"/>
-          <w:b/>
-          <w:bCs/>
-        </w:rPr>
-        <w:t xml:space="preserve">36. </w:t>
       </w:r>
       <w:r>
         <w:rPr>
@@ -1246,7 +1184,7 @@
           <w:b/>
           <w:bCs/>
         </w:rPr>
-        <w:t xml:space="preserve">37. </w:t>
+        <w:t xml:space="preserve">35. </w:t>
       </w:r>
       <w:r>
         <w:rPr>
@@ -1277,7 +1215,7 @@
           <w:b/>
           <w:bCs/>
         </w:rPr>
-        <w:t xml:space="preserve">38. </w:t>
+        <w:t xml:space="preserve">36. </w:t>
       </w:r>
       <w:r>
         <w:rPr>
@@ -1979,7 +1917,7 @@
         <w:rPr>
           <w:rFonts w:ascii="나눔고딕" w:cs="나눔고딕" w:eastAsia="나눔고딕" w:hAnsi="나눔고딕"/>
         </w:rPr>
-        <w:t xml:space="preserve">여행업 25 → 19 · 외식업 28 → 25 · 컨벤션 24 → 15</w:t>
+        <w:t xml:space="preserve">스마트인프라 · 신뢰성</w:t>
       </w:r>
     </w:p>
     <w:p>
@@ -1998,7 +1936,7 @@
         <w:rPr>
           <w:rFonts w:ascii="나눔고딕" w:cs="나눔고딕" w:eastAsia="나눔고딕" w:hAnsi="나눔고딕"/>
         </w:rPr>
-        <w:t xml:space="preserve">스마트인프라 · 신뢰성</w:t>
+        <w:t xml:space="preserve">FGI에서 「애매하다」(6명 중 4명) — 전문가 토론을 거쳐 뺐다</w:t>
       </w:r>
     </w:p>
     <w:p>
@@ -2017,7 +1955,7 @@
         <w:rPr>
           <w:rFonts w:ascii="나눔고딕" w:cs="나눔고딕" w:eastAsia="나눔고딕" w:hAnsi="나눔고딕"/>
         </w:rPr>
-        <w:t xml:space="preserve">FGI에서 「애매하다」(6명 중 4명) — 전문가 토론을 거쳐 뺐다</w:t>
+        <w:t xml:space="preserve">개인정보 · 결제정보</w:t>
       </w:r>
     </w:p>
     <w:p>
@@ -2036,7 +1974,7 @@
         <w:rPr>
           <w:rFonts w:ascii="나눔고딕" w:cs="나눔고딕" w:eastAsia="나눔고딕" w:hAnsi="나눔고딕"/>
         </w:rPr>
-        <w:t xml:space="preserve">셋씩(5요인 × 3 = 15문항)</w:t>
+        <w:t xml:space="preserve">정보성(85)</w:t>
       </w:r>
     </w:p>
     <w:p>
@@ -2055,7 +1993,7 @@
         <w:rPr>
           <w:rFonts w:ascii="나눔고딕" w:cs="나눔고딕" w:eastAsia="나눔고딕" w:hAnsi="나눔고딕"/>
         </w:rPr>
-        <w:t xml:space="preserve">개인정보 · 결제정보</w:t>
+        <w:t xml:space="preserve">운영 효율성 · 지속가능성 · 보안성 — 보안성(9)</w:t>
       </w:r>
     </w:p>
     <w:p>
@@ -2069,44 +2007,6 @@
           <w:bCs/>
         </w:rPr>
         <w:t xml:space="preserve">34. </w:t>
-      </w:r>
-      <w:r>
-        <w:rPr>
-          <w:rFonts w:ascii="나눔고딕" w:cs="나눔고딕" w:eastAsia="나눔고딕" w:hAnsi="나눔고딕"/>
-        </w:rPr>
-        <w:t xml:space="preserve">정보성(85)</w:t>
-      </w:r>
-    </w:p>
-    <w:p>
-      <w:pPr>
-        <w:spacing w:after="0" w:before="0" w:line="240"/>
-      </w:pPr>
-      <w:r>
-        <w:rPr>
-          <w:rFonts w:ascii="나눔고딕" w:cs="나눔고딕" w:eastAsia="나눔고딕" w:hAnsi="나눔고딕"/>
-          <w:b/>
-          <w:bCs/>
-        </w:rPr>
-        <w:t xml:space="preserve">35. </w:t>
-      </w:r>
-      <w:r>
-        <w:rPr>
-          <w:rFonts w:ascii="나눔고딕" w:cs="나눔고딕" w:eastAsia="나눔고딕" w:hAnsi="나눔고딕"/>
-        </w:rPr>
-        <w:t xml:space="preserve">운영 효율성 · 지속가능성 · 보안성 — 보안성(9)</w:t>
-      </w:r>
-    </w:p>
-    <w:p>
-      <w:pPr>
-        <w:spacing w:after="0" w:before="0" w:line="240"/>
-      </w:pPr>
-      <w:r>
-        <w:rPr>
-          <w:rFonts w:ascii="나눔고딕" w:cs="나눔고딕" w:eastAsia="나눔고딕" w:hAnsi="나눔고딕"/>
-          <w:b/>
-          <w:bCs/>
-        </w:rPr>
-        <w:t xml:space="preserve">36. </w:t>
       </w:r>
       <w:r>
         <w:rPr>
@@ -2152,7 +2052,7 @@
           <w:b/>
           <w:bCs/>
         </w:rPr>
-        <w:t xml:space="preserve">37. </w:t>
+        <w:t xml:space="preserve">35. </w:t>
       </w:r>
       <w:r>
         <w:rPr>
@@ -2171,7 +2071,7 @@
           <w:b/>
           <w:bCs/>
         </w:rPr>
-        <w:t xml:space="preserve">38. </w:t>
+        <w:t xml:space="preserve">36. </w:t>
       </w:r>
       <w:r>
         <w:rPr>
@@ -2202,7 +2102,7 @@
           <w:sz w:val="18"/>
           <w:szCs w:val="18"/>
         </w:rPr>
-        <w:t xml:space="preserve">※ 37번(TAM 두 변수)은 페이지의 기술수용 만화 · 22문제와 함께 보십시오.</w:t>
+        <w:t xml:space="preserve">※ 35번(TAM 두 변수)은 페이지의 기술수용 만화 · 22문제와 함께 보십시오.</w:t>
       </w:r>
     </w:p>
     <w:sectPr>

--- a/learn/assets/smart-tourism-basic-quiz.docx
+++ b/learn/assets/smart-tourism-basic-quiz.docx
@@ -1,5 +1,2068 @@
 
-<file path=word/document.xml><?xml version="1.0" encoding="UTF-8" standalone="yes"?><w:document mc:Ignorable="w14 w15 wp14" xmlns:wpc="http://schemas.microsoft.com/office/word/2010/wordprocessingCanvas" xmlns:mc="http://schemas.openxmlformats.org/markup-compatibility/2006" xmlns:o="urn:schemas-microsoft-com:office:office" xmlns:r="http://schemas.openxmlformats.org/officeDocument/2006/relationships" xmlns:m="http://schemas.openxmlformats.org/officeDocument/2006/math" xmlns:v="urn:schemas-microsoft-com:vml" xmlns:wp14="http://schemas.microsoft.com/office/word/2010/wordprocessingDrawing" xmlns:wp="http://schemas.openxmlformats.org/drawingml/2006/wordprocessingDrawing" xmlns:w10="urn:schemas-microsoft-com:office:word" xmlns:w="http://schemas.openxmlformats.org/wordprocessingml/2006/main" xmlns:w14="http://schemas.microsoft.com/office/word/2010/wordml" xmlns:w15="http://schemas.microsoft.com/office/word/2012/wordml" xmlns:wpg="http://schemas.microsoft.com/office/word/2010/wordprocessingGroup" xmlns:wpi="http://schemas.microsoft.com/office/word/2010/wordprocessingInk" xmlns:wne="http://schemas.microsoft.com/office/word/2006/wordml" xmlns:wps="http://schemas.microsoft.com/office/word/2010/wordprocessingShape" xmlns:cx="http://schemas.microsoft.com/office/drawing/2014/chartex" xmlns:cx1="http://schemas.microsoft.com/office/drawing/2015/9/8/chartex" xmlns:cx2="http://schemas.microsoft.com/office/drawing/2015/10/21/chartex" xmlns:cx3="http://schemas.microsoft.com/office/drawing/2016/5/9/chartex" xmlns:cx4="http://schemas.microsoft.com/office/drawing/2016/5/10/chartex" xmlns:cx5="http://schemas.microsoft.com/office/drawing/2016/5/11/chartex" xmlns:cx6="http://schemas.microsoft.com/office/drawing/2016/5/12/chartex" xmlns:cx7="http://schemas.microsoft.com/office/drawing/2016/5/13/chartex" xmlns:cx8="http://schemas.microsoft.com/office/drawing/2016/5/14/chartex" xmlns:aink="http://schemas.microsoft.com/office/drawing/2016/ink" xmlns:am3d="http://schemas.microsoft.com/office/drawing/2017/model3d" xmlns:w16cex="http://schemas.microsoft.com/office/word/2018/wordml/cex" xmlns:w16cid="http://schemas.microsoft.com/office/word/2016/wordml/cid" xmlns:w16="http://schemas.microsoft.com/office/word/2018/wordml" xmlns:w16sdtdh="http://schemas.microsoft.com/office/word/2020/wordml/sdtdatahash" xmlns:w16se="http://schemas.microsoft.com/office/word/2015/wordml/symex"><w:body><w:p><w:pPr><w:spacing w:after="0" w:before="0" w:line="240"/></w:pPr><w:r><w:rPr><w:rFonts w:ascii="나눔고딕" w:cs="나눔고딕" w:eastAsia="나눔고딕" w:hAnsi="나눔고딕"/><w:b/><w:bCs/><w:color w:val="17365D"/><w:sz w:val="30"/><w:szCs w:val="30"/></w:rPr><w:t xml:space="preserve">스마트관광 기초 상식 퀴즈 — 35문항</w:t></w:r></w:p><w:p><w:pPr><w:spacing w:after="0" w:before="0" w:line="240"/></w:pPr><w:r><w:rPr><w:rFonts w:ascii="나눔고딕" w:cs="나눔고딕" w:eastAsia="나눔고딕" w:hAnsi="나눔고딕"/><w:color w:val="5D6D7E"/><w:sz w:val="18"/><w:szCs w:val="18"/></w:rPr><w:t xml:space="preserve">관광산업과 스마트관광  ·  출처: sunshinewellness.co.kr/learn/smart-tourism.html  ·  이름 __________</w:t></w:r></w:p><w:p><w:pPr><w:pBdr><w:bottom w:val="single" w:color="9FB4CC" w:sz="6" w:space="1"/></w:pBdr><w:spacing w:after="0" w:before="0" w:line="240"/></w:pPr></w:p><w:p><w:pPr><w:spacing w:after="0" w:before="0" w:line="240"/></w:pPr><w:r><w:rPr><w:rFonts w:ascii="나눔고딕" w:cs="나눔고딕" w:eastAsia="나눔고딕" w:hAnsi="나눔고딕"/><w:b/><w:bCs/><w:color w:val="2F5148"/><w:sz w:val="22"/><w:szCs w:val="22"/></w:rPr><w:t xml:space="preserve">A. 개념 — 스마트 관광이란</w:t></w:r></w:p><w:p><w:pPr><w:spacing w:after="0" w:before="0" w:line="240"/></w:pPr><w:r><w:rPr><w:rFonts w:ascii="나눔고딕" w:cs="나눔고딕" w:eastAsia="나눔고딕" w:hAnsi="나눔고딕"/><w:b/><w:bCs/></w:rPr><w:t xml:space="preserve">1. </w:t></w:r><w:r><w:rPr><w:rFonts w:ascii="나눔고딕" w:cs="나눔고딕" w:eastAsia="나눔고딕" w:hAnsi="나눔고딕"/></w:rPr><w:t xml:space="preserve">스마트 관광을 한 문장으로 말하면?</w:t></w:r></w:p><w:p><w:pPr><w:spacing w:after="0" w:before="0" w:line="240"/></w:pPr><w:r><w:rPr><w:rFonts w:ascii="나눔고딕" w:cs="나눔고딕" w:eastAsia="나눔고딕" w:hAnsi="나눔고딕"/><w:color w:val="9AA7B4"/></w:rPr><w:t xml:space="preserve">    답: ________________________________________________</w:t></w:r></w:p><w:p><w:pPr><w:spacing w:after="0" w:before="0" w:line="240"/></w:pPr><w:r><w:rPr><w:rFonts w:ascii="나눔고딕" w:cs="나눔고딕" w:eastAsia="나눔고딕" w:hAnsi="나눔고딕"/><w:b/><w:bCs/></w:rPr><w:t xml:space="preserve">2. </w:t></w:r><w:r><w:rPr><w:rFonts w:ascii="나눔고딕" w:cs="나눔고딕" w:eastAsia="나눔고딕" w:hAnsi="나눔고딕"/></w:rPr><w:t xml:space="preserve">O/X — 「스마트 관광 = 관광객에게 앱을 제공하는 것」</w:t></w:r></w:p><w:p><w:pPr><w:spacing w:after="0" w:before="0" w:line="240"/></w:pPr><w:r><w:rPr><w:rFonts w:ascii="나눔고딕" w:cs="나눔고딕" w:eastAsia="나눔고딕" w:hAnsi="나눔고딕"/><w:color w:val="9AA7B4"/></w:rPr><w:t xml:space="preserve">    답: ________________________________________________</w:t></w:r></w:p><w:p><w:pPr><w:spacing w:after="0" w:before="0" w:line="240"/></w:pPr><w:r><w:rPr><w:rFonts w:ascii="나눔고딕" w:cs="나눔고딕" w:eastAsia="나눔고딕" w:hAnsi="나눔고딕"/><w:b/><w:bCs/></w:rPr><w:t xml:space="preserve">3. </w:t></w:r><w:r><w:rPr><w:rFonts w:ascii="나눔고딕" w:cs="나눔고딕" w:eastAsia="나눔고딕" w:hAnsi="나눔고딕"/></w:rPr><w:t xml:space="preserve">전자관광(e-Tourism)과 스마트 관광의 차이는?</w:t></w:r></w:p><w:p><w:pPr><w:spacing w:after="0" w:before="0" w:line="240"/></w:pPr><w:r><w:rPr><w:rFonts w:ascii="나눔고딕" w:cs="나눔고딕" w:eastAsia="나눔고딕" w:hAnsi="나눔고딕"/><w:color w:val="9AA7B4"/></w:rPr><w:t xml:space="preserve">    답: ________________________________________________</w:t></w:r></w:p><w:p><w:pPr><w:spacing w:after="0" w:before="0" w:line="240"/></w:pPr><w:r><w:rPr><w:rFonts w:ascii="나눔고딕" w:cs="나눔고딕" w:eastAsia="나눔고딕" w:hAnsi="나눔고딕"/><w:b/><w:bCs/></w:rPr><w:t xml:space="preserve">4. </w:t></w:r><w:r><w:rPr><w:rFonts w:ascii="나눔고딕" w:cs="나눔고딕" w:eastAsia="나눔고딕" w:hAnsi="나눔고딕"/></w:rPr><w:t xml:space="preserve">「오버투어리즘 관리 · 관광 수요 분산」은 네 기둥 중 어디에 속하나?</w:t></w:r></w:p><w:p><w:pPr><w:spacing w:after="0" w:before="0" w:line="240"/></w:pPr><w:r><w:rPr><w:rFonts w:ascii="나눔고딕" w:cs="나눔고딕" w:eastAsia="나눔고딕" w:hAnsi="나눔고딕"/><w:color w:val="9AA7B4"/></w:rPr><w:t xml:space="preserve">    답: ________________________________________________</w:t></w:r></w:p><w:p><w:pPr><w:spacing w:after="0" w:before="0" w:line="240"/></w:pPr><w:r><w:rPr><w:rFonts w:ascii="나눔고딕" w:cs="나눔고딕" w:eastAsia="나눔고딕" w:hAnsi="나눔고딕"/><w:b/><w:bCs/></w:rPr><w:t xml:space="preserve">5. </w:t></w:r><w:r><w:rPr><w:rFonts w:ascii="나눔고딕" w:cs="나눔고딕" w:eastAsia="나눔고딕" w:hAnsi="나눔고딕"/></w:rPr><w:t xml:space="preserve">「동적 가격 책정 · 수요 예측 · OTA」는 네 기둥 중 어디에 속하나?</w:t></w:r></w:p><w:p><w:pPr><w:spacing w:after="0" w:before="0" w:line="240"/></w:pPr><w:r><w:rPr><w:rFonts w:ascii="나눔고딕" w:cs="나눔고딕" w:eastAsia="나눔고딕" w:hAnsi="나눔고딕"/><w:color w:val="9AA7B4"/></w:rPr><w:t xml:space="preserve">    답: ________________________________________________</w:t></w:r></w:p><w:p><w:pPr><w:spacing w:after="0" w:before="0" w:line="240"/></w:pPr><w:r><w:rPr><w:rFonts w:ascii="나눔고딕" w:cs="나눔고딕" w:eastAsia="나눔고딕" w:hAnsi="나눔고딕"/><w:b/><w:bCs/></w:rPr><w:t xml:space="preserve">6. </w:t></w:r><w:r><w:rPr><w:rFonts w:ascii="나눔고딕" w:cs="나눔고딕" w:eastAsia="나눔고딕" w:hAnsi="나눔고딕"/></w:rPr><w:t xml:space="preserve">여행 여정 4단계는? 그리고 그 핵심은?</w:t></w:r></w:p><w:p><w:pPr><w:spacing w:after="0" w:before="0" w:line="240"/></w:pPr><w:r><w:rPr><w:rFonts w:ascii="나눔고딕" w:cs="나눔고딕" w:eastAsia="나눔고딕" w:hAnsi="나눔고딕"/><w:color w:val="9AA7B4"/></w:rPr><w:t xml:space="preserve">    답: ________________________________________________</w:t></w:r></w:p><w:p><w:pPr><w:spacing w:after="0" w:before="0" w:line="240"/></w:pPr><w:r><w:rPr><w:rFonts w:ascii="나눔고딕" w:cs="나눔고딕" w:eastAsia="나눔고딕" w:hAnsi="나눔고딕"/><w:b/><w:bCs/></w:rPr><w:t xml:space="preserve">7. </w:t></w:r><w:r><w:rPr><w:rFonts w:ascii="나눔고딕" w:cs="나눔고딕" w:eastAsia="나눔고딕" w:hAnsi="나눔고딕"/></w:rPr><w:t xml:space="preserve">비콘 · 센서로 혼잡도 · 대기 · 환경을 실시간으로 읽는 기술은? (LBS · AR/VR · IoT · AI)</w:t></w:r></w:p><w:p><w:pPr><w:spacing w:after="0" w:before="0" w:line="240"/></w:pPr><w:r><w:rPr><w:rFonts w:ascii="나눔고딕" w:cs="나눔고딕" w:eastAsia="나눔고딕" w:hAnsi="나눔고딕"/><w:color w:val="9AA7B4"/></w:rPr><w:t xml:space="preserve">    답: ________________________________________________</w:t></w:r></w:p><w:p><w:pPr><w:spacing w:after="0" w:before="0" w:line="240"/></w:pPr><w:r><w:rPr><w:rFonts w:ascii="나눔고딕" w:cs="나눔고딕" w:eastAsia="나눔고딕" w:hAnsi="나눔고딕"/><w:b/><w:bCs/></w:rPr><w:t xml:space="preserve">8. </w:t></w:r><w:r><w:rPr><w:rFonts w:ascii="나눔고딕" w:cs="나눔고딕" w:eastAsia="나눔고딕" w:hAnsi="나눔고딕"/></w:rPr><w:t xml:space="preserve">EU 스마트관광 수도(European Capital of Smart Tourism) 공모의 심사(평가) 4대 부문은?</w:t></w:r></w:p><w:p><w:pPr><w:spacing w:after="0" w:before="0" w:line="240"/></w:pPr><w:r><w:rPr><w:rFonts w:ascii="나눔고딕" w:cs="나눔고딕" w:eastAsia="나눔고딕" w:hAnsi="나눔고딕"/><w:color w:val="9AA7B4"/></w:rPr><w:t xml:space="preserve">    답: ________________________________________________</w:t></w:r></w:p><w:p><w:pPr><w:spacing w:after="0" w:before="0" w:line="240"/></w:pPr><w:r><w:rPr><w:rFonts w:ascii="나눔고딕" w:cs="나눔고딕" w:eastAsia="나눔고딕" w:hAnsi="나눔고딕"/><w:b/><w:bCs/><w:color w:val="2F5148"/><w:sz w:val="22"/><w:szCs w:val="22"/></w:rPr><w:t xml:space="preserve">B. 도시 — 스마트관광 5대 요소(한국관광공사, 2020)</w:t></w:r></w:p><w:p><w:pPr><w:spacing w:after="0" w:before="0" w:line="240"/></w:pPr><w:r><w:rPr><w:rFonts w:ascii="나눔고딕" w:cs="나눔고딕" w:eastAsia="나눔고딕" w:hAnsi="나눔고딕"/><w:b/><w:bCs/></w:rPr><w:t xml:space="preserve">9. </w:t></w:r><w:r><w:rPr><w:rFonts w:ascii="나눔고딕" w:cs="나눔고딕" w:eastAsia="나눔고딕" w:hAnsi="나눔고딕"/></w:rPr><w:t xml:space="preserve">스마트관광도시 5대 요소는?</w:t></w:r></w:p><w:p><w:pPr><w:spacing w:after="0" w:before="0" w:line="240"/></w:pPr><w:r><w:rPr><w:rFonts w:ascii="나눔고딕" w:cs="나눔고딕" w:eastAsia="나눔고딕" w:hAnsi="나눔고딕"/><w:color w:val="9AA7B4"/></w:rPr><w:t xml:space="preserve">    답: ________________________________________________</w:t></w:r></w:p><w:p><w:pPr><w:spacing w:after="0" w:before="0" w:line="240"/></w:pPr><w:r><w:rPr><w:rFonts w:ascii="나눔고딕" w:cs="나눔고딕" w:eastAsia="나눔고딕" w:hAnsi="나눔고딕"/><w:b/><w:bCs/></w:rPr><w:t xml:space="preserve">10. </w:t></w:r><w:r><w:rPr><w:rFonts w:ascii="나눔고딕" w:cs="나눔고딕" w:eastAsia="나눔고딕" w:hAnsi="나눔고딕"/></w:rPr><w:t xml:space="preserve">5대 요소와 연계 관광요소를 짝지으시오 — 경험 · 편의 · 서비스 · 모빌리티 · 플랫폼</w:t></w:r></w:p><w:p><w:pPr><w:spacing w:after="0" w:before="0" w:line="240"/></w:pPr><w:r><w:rPr><w:rFonts w:ascii="나눔고딕" w:cs="나눔고딕" w:eastAsia="나눔고딕" w:hAnsi="나눔고딕"/><w:color w:val="9AA7B4"/></w:rPr><w:t xml:space="preserve">    답: ________________________________________________</w:t></w:r></w:p><w:p><w:pPr><w:spacing w:after="0" w:before="0" w:line="240"/></w:pPr><w:r><w:rPr><w:rFonts w:ascii="나눔고딕" w:cs="나눔고딕" w:eastAsia="나눔고딕" w:hAnsi="나눔고딕"/><w:b/><w:bCs/></w:rPr><w:t xml:space="preserve">11. </w:t></w:r><w:r><w:rPr><w:rFonts w:ascii="나눔고딕" w:cs="나눔고딕" w:eastAsia="나눔고딕" w:hAnsi="나눔고딕"/></w:rPr><w:t xml:space="preserve">핵심가치가 「관광매력 극대화」이고 AR · VR · MR · 홀로그램을 쓰는 요소는?</w:t></w:r></w:p><w:p><w:pPr><w:spacing w:after="0" w:before="0" w:line="240"/></w:pPr><w:r><w:rPr><w:rFonts w:ascii="나눔고딕" w:cs="나눔고딕" w:eastAsia="나눔고딕" w:hAnsi="나눔고딕"/><w:color w:val="9AA7B4"/></w:rPr><w:t xml:space="preserve">    답: ________________________________________________</w:t></w:r></w:p><w:p><w:pPr><w:spacing w:after="0" w:before="0" w:line="240"/></w:pPr><w:r><w:rPr><w:rFonts w:ascii="나눔고딕" w:cs="나눔고딕" w:eastAsia="나눔고딕" w:hAnsi="나눔고딕"/><w:b/><w:bCs/></w:rPr><w:t xml:space="preserve">12. </w:t></w:r><w:r><w:rPr><w:rFonts w:ascii="나눔고딕" w:cs="나눔고딕" w:eastAsia="나눔고딕" w:hAnsi="나눔고딕"/></w:rPr><w:t xml:space="preserve">O2O · 디지털 사이니지로 식당 · 체험을 실시간으로 알려 주고 예약 · 결제를 돕는 요소는? 핵심가치는?</w:t></w:r></w:p><w:p><w:pPr><w:spacing w:after="0" w:before="0" w:line="240"/></w:pPr><w:r><w:rPr><w:rFonts w:ascii="나눔고딕" w:cs="나눔고딕" w:eastAsia="나눔고딕" w:hAnsi="나눔고딕"/><w:color w:val="9AA7B4"/></w:rPr><w:t xml:space="preserve">    답: ________________________________________________</w:t></w:r></w:p><w:p><w:pPr><w:spacing w:after="0" w:before="0" w:line="240"/></w:pPr><w:r><w:rPr><w:rFonts w:ascii="나눔고딕" w:cs="나눔고딕" w:eastAsia="나눔고딕" w:hAnsi="나눔고딕"/><w:b/><w:bCs/></w:rPr><w:t xml:space="preserve">13. </w:t></w:r><w:r><w:rPr><w:rFonts w:ascii="나눔고딕" w:cs="나눔고딕" w:eastAsia="나눔고딕" w:hAnsi="나눔고딕"/></w:rPr><w:t xml:space="preserve">챗봇 · 로보틱스로 다국어 · 불편신고 · 짐배송 등 현장 불편에 대응하는 요소는? 핵심가치는?</w:t></w:r></w:p><w:p><w:pPr><w:spacing w:after="0" w:before="0" w:line="240"/></w:pPr><w:r><w:rPr><w:rFonts w:ascii="나눔고딕" w:cs="나눔고딕" w:eastAsia="나눔고딕" w:hAnsi="나눔고딕"/><w:color w:val="9AA7B4"/></w:rPr><w:t xml:space="preserve">    답: ________________________________________________</w:t></w:r></w:p><w:p><w:pPr><w:spacing w:after="0" w:before="0" w:line="240"/></w:pPr><w:r><w:rPr><w:rFonts w:ascii="나눔고딕" w:cs="나눔고딕" w:eastAsia="나눔고딕" w:hAnsi="나눔고딕"/><w:b/><w:bCs/></w:rPr><w:t xml:space="preserve">14. </w:t></w:r><w:r><w:rPr><w:rFonts w:ascii="나눔고딕" w:cs="나눔고딕" w:eastAsia="나눔고딕" w:hAnsi="나눔고딕"/></w:rPr><w:t xml:space="preserve">MaaS · 공유플랫폼 · 자율주행은 5대 요소 중 어디에 속하나? 핵심가치는?</w:t></w:r></w:p><w:p><w:pPr><w:spacing w:after="0" w:before="0" w:line="240"/></w:pPr><w:r><w:rPr><w:rFonts w:ascii="나눔고딕" w:cs="나눔고딕" w:eastAsia="나눔고딕" w:hAnsi="나눔고딕"/><w:color w:val="9AA7B4"/></w:rPr><w:t xml:space="preserve">    답: ________________________________________________</w:t></w:r></w:p><w:p><w:pPr><w:spacing w:after="0" w:before="0" w:line="240"/></w:pPr><w:r><w:rPr><w:rFonts w:ascii="나눔고딕" w:cs="나눔고딕" w:eastAsia="나눔고딕" w:hAnsi="나눔고딕"/><w:b/><w:bCs/></w:rPr><w:t xml:space="preserve">15. </w:t></w:r><w:r><w:rPr><w:rFonts w:ascii="나눔고딕" w:cs="나눔고딕" w:eastAsia="나눔고딕" w:hAnsi="나눔고딕"/></w:rPr><w:t xml:space="preserve">AI · Data Analytics로 서비스 기록을 모아 「관광정보 공유」를 하는 요소는?</w:t></w:r></w:p><w:p><w:pPr><w:spacing w:after="0" w:before="0" w:line="240"/></w:pPr><w:r><w:rPr><w:rFonts w:ascii="나눔고딕" w:cs="나눔고딕" w:eastAsia="나눔고딕" w:hAnsi="나눔고딕"/><w:color w:val="9AA7B4"/></w:rPr><w:t xml:space="preserve">    답: ________________________________________________</w:t></w:r></w:p><w:p><w:pPr><w:spacing w:after="0" w:before="0" w:line="240"/></w:pPr><w:r><w:rPr><w:rFonts w:ascii="나눔고딕" w:cs="나눔고딕" w:eastAsia="나눔고딕" w:hAnsi="나눔고딕"/><w:b/><w:bCs/></w:rPr><w:t xml:space="preserve">16. </w:t></w:r><w:r><w:rPr><w:rFonts w:ascii="나눔고딕" w:cs="나눔고딕" w:eastAsia="나눔고딕" w:hAnsi="나눔고딕"/></w:rPr><w:t xml:space="preserve">공유자동차 · 수요대응형 자동차 · 퍼스널 모빌리티는 어떤 교통수단의 예인가?</w:t></w:r></w:p><w:p><w:pPr><w:spacing w:after="0" w:before="0" w:line="240"/></w:pPr><w:r><w:rPr><w:rFonts w:ascii="나눔고딕" w:cs="나눔고딕" w:eastAsia="나눔고딕" w:hAnsi="나눔고딕"/><w:color w:val="9AA7B4"/></w:rPr><w:t xml:space="preserve">    답: ________________________________________________</w:t></w:r></w:p><w:p><w:pPr><w:spacing w:after="0" w:before="0" w:line="240"/></w:pPr><w:r><w:rPr><w:rFonts w:ascii="나눔고딕" w:cs="나눔고딕" w:eastAsia="나눔고딕" w:hAnsi="나눔고딕"/><w:b/><w:bCs/><w:color w:val="2F5148"/><w:sz w:val="22"/><w:szCs w:val="22"/></w:rPr><w:t xml:space="preserve">C. 측정 — 여덟 요인</w:t></w:r></w:p><w:p><w:pPr><w:spacing w:after="0" w:before="0" w:line="240"/></w:pPr><w:r><w:rPr><w:rFonts w:ascii="나눔고딕" w:cs="나눔고딕" w:eastAsia="나눔고딕" w:hAnsi="나눔고딕"/><w:b/><w:bCs/></w:rPr><w:t xml:space="preserve">17. </w:t></w:r><w:r><w:rPr><w:rFonts w:ascii="나눔고딕" w:cs="나눔고딕" w:eastAsia="나눔고딕" w:hAnsi="나눔고딕"/></w:rPr><w:t xml:space="preserve">다섯 산업(여행 · 외식 · 컨벤션 · 숙박 · 항공) 모두에 들어 있는 공통 요인 둘은?</w:t></w:r></w:p><w:p><w:pPr><w:spacing w:after="0" w:before="0" w:line="240"/></w:pPr><w:r><w:rPr><w:rFonts w:ascii="나눔고딕" w:cs="나눔고딕" w:eastAsia="나눔고딕" w:hAnsi="나눔고딕"/><w:color w:val="9AA7B4"/></w:rPr><w:t xml:space="preserve">    답: ________________________________________________</w:t></w:r></w:p><w:p><w:pPr><w:spacing w:after="0" w:before="0" w:line="240"/></w:pPr><w:r><w:rPr><w:rFonts w:ascii="나눔고딕" w:cs="나눔고딕" w:eastAsia="나눔고딕" w:hAnsi="나눔고딕"/><w:b/><w:bCs/></w:rPr><w:t xml:space="preserve">18. </w:t></w:r><w:r><w:rPr><w:rFonts w:ascii="나눔고딕" w:cs="나눔고딕" w:eastAsia="나눔고딕" w:hAnsi="나눔고딕"/></w:rPr><w:t xml:space="preserve">영어와 우리말을 짝지으시오 — Informativeness · Reliability · Personalization · Interactivity</w:t></w:r></w:p><w:p><w:pPr><w:spacing w:after="0" w:before="0" w:line="240"/></w:pPr><w:r><w:rPr><w:rFonts w:ascii="나눔고딕" w:cs="나눔고딕" w:eastAsia="나눔고딕" w:hAnsi="나눔고딕"/><w:color w:val="9AA7B4"/></w:rPr><w:t xml:space="preserve">    답: ________________________________________________</w:t></w:r></w:p><w:p><w:pPr><w:spacing w:after="0" w:before="0" w:line="240"/></w:pPr><w:r><w:rPr><w:rFonts w:ascii="나눔고딕" w:cs="나눔고딕" w:eastAsia="나눔고딕" w:hAnsi="나눔고딕"/><w:b/><w:bCs/></w:rPr><w:t xml:space="preserve">19. </w:t></w:r><w:r><w:rPr><w:rFonts w:ascii="나눔고딕" w:cs="나눔고딕" w:eastAsia="나눔고딕" w:hAnsi="나눔고딕"/></w:rPr><w:t xml:space="preserve">O/X — 「스마트관광은 첨단기술을 얼마나 보유했는가로 잰다」</w:t></w:r></w:p><w:p><w:pPr><w:spacing w:after="0" w:before="0" w:line="240"/></w:pPr><w:r><w:rPr><w:rFonts w:ascii="나눔고딕" w:cs="나눔고딕" w:eastAsia="나눔고딕" w:hAnsi="나눔고딕"/><w:color w:val="9AA7B4"/></w:rPr><w:t xml:space="preserve">    답: ________________________________________________</w:t></w:r></w:p><w:p><w:pPr><w:spacing w:after="0" w:before="0" w:line="240"/></w:pPr><w:r><w:rPr><w:rFonts w:ascii="나눔고딕" w:cs="나눔고딕" w:eastAsia="나눔고딕" w:hAnsi="나눔고딕"/><w:b/><w:bCs/></w:rPr><w:t xml:space="preserve">20. </w:t></w:r><w:r><w:rPr><w:rFonts w:ascii="나눔고딕" w:cs="나눔고딕" w:eastAsia="나눔고딕" w:hAnsi="나눔고딕"/></w:rPr><w:t xml:space="preserve">O/X — 「척도개발은 문항을 늘려 빠짐없이 재는 일이다」</w:t></w:r></w:p><w:p><w:pPr><w:spacing w:after="0" w:before="0" w:line="240"/></w:pPr><w:r><w:rPr><w:rFonts w:ascii="나눔고딕" w:cs="나눔고딕" w:eastAsia="나눔고딕" w:hAnsi="나눔고딕"/><w:color w:val="9AA7B4"/></w:rPr><w:t xml:space="preserve">    답: ________________________________________________</w:t></w:r></w:p><w:p><w:pPr><w:spacing w:after="0" w:before="0" w:line="240"/></w:pPr><w:r><w:rPr><w:rFonts w:ascii="나눔고딕" w:cs="나눔고딕" w:eastAsia="나눔고딕" w:hAnsi="나눔고딕"/><w:b/><w:bCs/><w:color w:val="2F5148"/><w:sz w:val="22"/><w:szCs w:val="22"/></w:rPr><w:t xml:space="preserve">D. 업종별 구성요인</w:t></w:r></w:p><w:p><w:pPr><w:spacing w:after="0" w:before="0" w:line="240"/></w:pPr><w:r><w:rPr><w:rFonts w:ascii="나눔고딕" w:cs="나눔고딕" w:eastAsia="나눔고딕" w:hAnsi="나눔고딕"/><w:b/><w:bCs/></w:rPr><w:t xml:space="preserve">21. </w:t></w:r><w:r><w:rPr><w:rFonts w:ascii="나눔고딕" w:cs="나눔고딕" w:eastAsia="나눔고딕" w:hAnsi="나눔고딕"/></w:rPr><w:t xml:space="preserve">여행업 · 외식업 · 컨벤션 세 업종의 최종 요인 다섯은?</w:t></w:r></w:p><w:p><w:pPr><w:spacing w:after="0" w:before="0" w:line="240"/></w:pPr><w:r><w:rPr><w:rFonts w:ascii="나눔고딕" w:cs="나눔고딕" w:eastAsia="나눔고딕" w:hAnsi="나눔고딕"/><w:color w:val="9AA7B4"/></w:rPr><w:t xml:space="preserve">    답: ________________________________________________</w:t></w:r></w:p><w:p><w:pPr><w:spacing w:after="0" w:before="0" w:line="240"/></w:pPr><w:r><w:rPr><w:rFonts w:ascii="나눔고딕" w:cs="나눔고딕" w:eastAsia="나눔고딕" w:hAnsi="나눔고딕"/><w:b/><w:bCs/></w:rPr><w:t xml:space="preserve">22. </w:t></w:r><w:r><w:rPr><w:rFonts w:ascii="나눔고딕" w:cs="나눔고딕" w:eastAsia="나눔고딕" w:hAnsi="나눔고딕"/></w:rPr><w:t xml:space="preserve">숙박업의 최종 구성요소 다섯은?</w:t></w:r></w:p><w:p><w:pPr><w:spacing w:after="0" w:before="0" w:line="240"/></w:pPr><w:r><w:rPr><w:rFonts w:ascii="나눔고딕" w:cs="나눔고딕" w:eastAsia="나눔고딕" w:hAnsi="나눔고딕"/><w:color w:val="9AA7B4"/></w:rPr><w:t xml:space="preserve">    답: ________________________________________________</w:t></w:r></w:p><w:p><w:pPr><w:spacing w:after="0" w:before="0" w:line="240"/></w:pPr><w:r><w:rPr><w:rFonts w:ascii="나눔고딕" w:cs="나눔고딕" w:eastAsia="나눔고딕" w:hAnsi="나눔고딕"/><w:b/><w:bCs/></w:rPr><w:t xml:space="preserve">23. </w:t></w:r><w:r><w:rPr><w:rFonts w:ascii="나눔고딕" w:cs="나눔고딕" w:eastAsia="나눔고딕" w:hAnsi="나눔고딕"/></w:rPr><w:t xml:space="preserve">항공산업의 구성차원 다섯은?</w:t></w:r></w:p><w:p><w:pPr><w:spacing w:after="0" w:before="0" w:line="240"/></w:pPr><w:r><w:rPr><w:rFonts w:ascii="나눔고딕" w:cs="나눔고딕" w:eastAsia="나눔고딕" w:hAnsi="나눔고딕"/><w:color w:val="9AA7B4"/></w:rPr><w:t xml:space="preserve">    답: ________________________________________________</w:t></w:r></w:p><w:p><w:pPr><w:spacing w:after="0" w:before="0" w:line="240"/></w:pPr><w:r><w:rPr><w:rFonts w:ascii="나눔고딕" w:cs="나눔고딕" w:eastAsia="나눔고딕" w:hAnsi="나눔고딕"/><w:b/><w:bCs/></w:rPr><w:t xml:space="preserve">24. </w:t></w:r><w:r><w:rPr><w:rFonts w:ascii="나눔고딕" w:cs="나눔고딕" w:eastAsia="나눔고딕" w:hAnsi="나눔고딕"/></w:rPr><w:t xml:space="preserve">기술통합성이 요인으로 들어 있는 업종 셋은?</w:t></w:r></w:p><w:p><w:pPr><w:spacing w:after="0" w:before="0" w:line="240"/></w:pPr><w:r><w:rPr><w:rFonts w:ascii="나눔고딕" w:cs="나눔고딕" w:eastAsia="나눔고딕" w:hAnsi="나눔고딕"/><w:color w:val="9AA7B4"/></w:rPr><w:t xml:space="preserve">    답: ________________________________________________</w:t></w:r></w:p><w:p><w:pPr><w:spacing w:after="0" w:before="0" w:line="240"/></w:pPr><w:r><w:rPr><w:rFonts w:ascii="나눔고딕" w:cs="나눔고딕" w:eastAsia="나눔고딕" w:hAnsi="나눔고딕"/><w:b/><w:bCs/></w:rPr><w:t xml:space="preserve">25. </w:t></w:r><w:r><w:rPr><w:rFonts w:ascii="나눔고딕" w:cs="나눔고딕" w:eastAsia="나눔고딕" w:hAnsi="나눔고딕"/></w:rPr><w:t xml:space="preserve">다섯 업종 가운데 정보성이 요인에 없는 업종은?</w:t></w:r></w:p><w:p><w:pPr><w:spacing w:after="0" w:before="0" w:line="240"/></w:pPr><w:r><w:rPr><w:rFonts w:ascii="나눔고딕" w:cs="나눔고딕" w:eastAsia="나눔고딕" w:hAnsi="나눔고딕"/><w:color w:val="9AA7B4"/></w:rPr><w:t xml:space="preserve">    답: ________________________________________________</w:t></w:r></w:p><w:p><w:pPr><w:spacing w:after="0" w:before="0" w:line="240"/></w:pPr><w:r><w:rPr><w:rFonts w:ascii="나눔고딕" w:cs="나눔고딕" w:eastAsia="나눔고딕" w:hAnsi="나눔고딕"/><w:b/><w:bCs/></w:rPr><w:t xml:space="preserve">26. </w:t></w:r><w:r><w:rPr><w:rFonts w:ascii="나눔고딕" w:cs="나눔고딕" w:eastAsia="나눔고딕" w:hAnsi="나눔고딕"/></w:rPr><w:t xml:space="preserve">개인화 · 상호작용성이 요인으로 들어 있는 업종 둘은?</w:t></w:r></w:p><w:p><w:pPr><w:spacing w:after="0" w:before="0" w:line="240"/></w:pPr><w:r><w:rPr><w:rFonts w:ascii="나눔고딕" w:cs="나눔고딕" w:eastAsia="나눔고딕" w:hAnsi="나눔고딕"/><w:color w:val="9AA7B4"/></w:rPr><w:t xml:space="preserve">    답: ________________________________________________</w:t></w:r></w:p><w:p><w:pPr><w:spacing w:after="0" w:before="0" w:line="240"/></w:pPr><w:r><w:rPr><w:rFonts w:ascii="나눔고딕" w:cs="나눔고딕" w:eastAsia="나눔고딕" w:hAnsi="나눔고딕"/><w:b/><w:bCs/></w:rPr><w:t xml:space="preserve">27. </w:t></w:r><w:r><w:rPr><w:rFonts w:ascii="나눔고딕" w:cs="나눔고딕" w:eastAsia="나눔고딕" w:hAnsi="나눔고딕"/></w:rPr><w:t xml:space="preserve">보안성이 독립 요인으로 나온 유일한 업종은?</w:t></w:r></w:p><w:p><w:pPr><w:spacing w:after="0" w:before="0" w:line="240"/></w:pPr><w:r><w:rPr><w:rFonts w:ascii="나눔고딕" w:cs="나눔고딕" w:eastAsia="나눔고딕" w:hAnsi="나눔고딕"/><w:color w:val="9AA7B4"/></w:rPr><w:t xml:space="preserve">    답: ________________________________________________</w:t></w:r></w:p><w:p><w:pPr><w:spacing w:after="0" w:before="0" w:line="240"/></w:pPr><w:r><w:rPr><w:rFonts w:ascii="나눔고딕" w:cs="나눔고딕" w:eastAsia="나눔고딕" w:hAnsi="나눔고딕"/><w:b/><w:bCs/></w:rPr><w:t xml:space="preserve">28. </w:t></w:r><w:r><w:rPr><w:rFonts w:ascii="나눔고딕" w:cs="나눔고딕" w:eastAsia="나눔고딕" w:hAnsi="나눔고딕"/></w:rPr><w:t xml:space="preserve">여행업에서 문항이 셋씩 빠진 두 요인은?</w:t></w:r></w:p><w:p><w:pPr><w:spacing w:after="0" w:before="0" w:line="240"/></w:pPr><w:r><w:rPr><w:rFonts w:ascii="나눔고딕" w:cs="나눔고딕" w:eastAsia="나눔고딕" w:hAnsi="나눔고딕"/><w:color w:val="9AA7B4"/></w:rPr><w:t xml:space="preserve">    답: ________________________________________________</w:t></w:r></w:p><w:p><w:pPr><w:spacing w:after="0" w:before="0" w:line="240"/></w:pPr><w:r><w:rPr><w:rFonts w:ascii="나눔고딕" w:cs="나눔고딕" w:eastAsia="나눔고딕" w:hAnsi="나눔고딕"/><w:b/><w:bCs/></w:rPr><w:t xml:space="preserve">29. </w:t></w:r><w:r><w:rPr><w:rFonts w:ascii="나눔고딕" w:cs="나눔고딕" w:eastAsia="나눔고딕" w:hAnsi="나눔고딕"/></w:rPr><w:t xml:space="preserve">외식업에서 「AR · VR로 메뉴의 맛을 짐작」 문항이 빠진 이유는?</w:t></w:r></w:p><w:p><w:pPr><w:spacing w:after="0" w:before="0" w:line="240"/></w:pPr><w:r><w:rPr><w:rFonts w:ascii="나눔고딕" w:cs="나눔고딕" w:eastAsia="나눔고딕" w:hAnsi="나눔고딕"/><w:color w:val="9AA7B4"/></w:rPr><w:t xml:space="preserve">    답: ________________________________________________</w:t></w:r></w:p><w:p><w:pPr><w:spacing w:after="0" w:before="0" w:line="240"/></w:pPr><w:r><w:rPr><w:rFonts w:ascii="나눔고딕" w:cs="나눔고딕" w:eastAsia="나눔고딕" w:hAnsi="나눔고딕"/><w:b/><w:bCs/></w:rPr><w:t xml:space="preserve">30. </w:t></w:r><w:r><w:rPr><w:rFonts w:ascii="나눔고딕" w:cs="나눔고딕" w:eastAsia="나눔고딕" w:hAnsi="나눔고딕"/></w:rPr><w:t xml:space="preserve">컨벤션 신뢰성에서 빠지고, 여행업 · 외식업 신뢰성에는 남은 문항 내용 둘은?</w:t></w:r></w:p><w:p><w:pPr><w:spacing w:after="0" w:before="0" w:line="240"/></w:pPr><w:r><w:rPr><w:rFonts w:ascii="나눔고딕" w:cs="나눔고딕" w:eastAsia="나눔고딕" w:hAnsi="나눔고딕"/><w:color w:val="9AA7B4"/></w:rPr><w:t xml:space="preserve">    답: ________________________________________________</w:t></w:r></w:p><w:p><w:pPr><w:spacing w:after="0" w:before="0" w:line="240"/></w:pPr><w:r><w:rPr><w:rFonts w:ascii="나눔고딕" w:cs="나눔고딕" w:eastAsia="나눔고딕" w:hAnsi="나눔고딕"/><w:b/><w:bCs/></w:rPr><w:t xml:space="preserve">31. </w:t></w:r><w:r><w:rPr><w:rFonts w:ascii="나눔고딕" w:cs="나눔고딕" w:eastAsia="나눔고딕" w:hAnsi="나눔고딕"/></w:rPr><w:t xml:space="preserve">숙박업 키워드 분석에서 빈도가 가장 높았던 구성요소는?</w:t></w:r></w:p><w:p><w:pPr><w:spacing w:after="0" w:before="0" w:line="240"/></w:pPr><w:r><w:rPr><w:rFonts w:ascii="나눔고딕" w:cs="나눔고딕" w:eastAsia="나눔고딕" w:hAnsi="나눔고딕"/><w:color w:val="9AA7B4"/></w:rPr><w:t xml:space="preserve">    답: ________________________________________________</w:t></w:r></w:p><w:p><w:pPr><w:spacing w:after="0" w:before="0" w:line="240"/></w:pPr><w:r><w:rPr><w:rFonts w:ascii="나눔고딕" w:cs="나눔고딕" w:eastAsia="나눔고딕" w:hAnsi="나눔고딕"/><w:b/><w:bCs/></w:rPr><w:t xml:space="preserve">32. </w:t></w:r><w:r><w:rPr><w:rFonts w:ascii="나눔고딕" w:cs="나눔고딕" w:eastAsia="나눔고딕" w:hAnsi="나눔고딕"/></w:rPr><w:t xml:space="preserve">숙박업에서 빠진 구성요소 셋은? 그중 빈도가 가장 낮았던 것은?</w:t></w:r></w:p><w:p><w:pPr><w:spacing w:after="0" w:before="0" w:line="240"/></w:pPr><w:r><w:rPr><w:rFonts w:ascii="나눔고딕" w:cs="나눔고딕" w:eastAsia="나눔고딕" w:hAnsi="나눔고딕"/><w:color w:val="9AA7B4"/></w:rPr><w:t xml:space="preserve">    답: ________________________________________________</w:t></w:r></w:p><w:p><w:pPr><w:spacing w:after="0" w:before="0" w:line="240"/></w:pPr><w:r><w:rPr><w:rFonts w:ascii="나눔고딕" w:cs="나눔고딕" w:eastAsia="나눔고딕" w:hAnsi="나눔고딕"/><w:b/><w:bCs/></w:rPr><w:t xml:space="preserve">33. </w:t></w:r><w:r><w:rPr><w:rFonts w:ascii="나눔고딕" w:cs="나눔고딕" w:eastAsia="나눔고딕" w:hAnsi="나눔고딕"/></w:rPr><w:t xml:space="preserve">O/X — 「같은 스마트관광이므로 업종이 달라도 하나의 척도로 재면 된다」</w:t></w:r></w:p><w:p><w:pPr><w:spacing w:after="0" w:before="0" w:line="240"/></w:pPr><w:r><w:rPr><w:rFonts w:ascii="나눔고딕" w:cs="나눔고딕" w:eastAsia="나눔고딕" w:hAnsi="나눔고딕"/><w:color w:val="9AA7B4"/></w:rPr><w:t xml:space="preserve">    답: ________________________________________________</w:t></w:r></w:p><w:p><w:pPr><w:spacing w:after="0" w:before="0" w:line="240"/></w:pPr><w:r><w:rPr><w:rFonts w:ascii="나눔고딕" w:cs="나눔고딕" w:eastAsia="나눔고딕" w:hAnsi="나눔고딕"/><w:b/><w:bCs/><w:color w:val="2F5148"/><w:sz w:val="22"/><w:szCs w:val="22"/></w:rPr><w:t xml:space="preserve">E. 수용 — 기술수용 이론</w:t></w:r></w:p><w:p><w:pPr><w:spacing w:after="0" w:before="0" w:line="240"/></w:pPr><w:r><w:rPr><w:rFonts w:ascii="나눔고딕" w:cs="나눔고딕" w:eastAsia="나눔고딕" w:hAnsi="나눔고딕"/><w:b/><w:bCs/></w:rPr><w:t xml:space="preserve">34. </w:t></w:r><w:r><w:rPr><w:rFonts w:ascii="나눔고딕" w:cs="나눔고딕" w:eastAsia="나눔고딕" w:hAnsi="나눔고딕"/></w:rPr><w:t xml:space="preserve">기술수용모델(TAM)의 두 핵심 변수는?</w:t></w:r></w:p><w:p><w:pPr><w:spacing w:after="0" w:before="0" w:line="240"/></w:pPr><w:r><w:rPr><w:rFonts w:ascii="나눔고딕" w:cs="나눔고딕" w:eastAsia="나눔고딕" w:hAnsi="나눔고딕"/><w:color w:val="9AA7B4"/></w:rPr><w:t xml:space="preserve">    답: ________________________________________________</w:t></w:r></w:p><w:p><w:pPr><w:spacing w:after="0" w:before="0" w:line="240"/></w:pPr><w:r><w:rPr><w:rFonts w:ascii="나눔고딕" w:cs="나눔고딕" w:eastAsia="나눔고딕" w:hAnsi="나눔고딕"/><w:b/><w:bCs/></w:rPr><w:t xml:space="preserve">35. </w:t></w:r><w:r><w:rPr><w:rFonts w:ascii="나눔고딕" w:cs="나눔고딕" w:eastAsia="나눔고딕" w:hAnsi="나눔고딕"/></w:rPr><w:t xml:space="preserve">기술수용 이론을 읽는 순서는?</w:t></w:r></w:p><w:p><w:pPr><w:spacing w:after="0" w:before="0" w:line="240"/></w:pPr><w:r><w:rPr><w:rFonts w:ascii="나눔고딕" w:cs="나눔고딕" w:eastAsia="나눔고딕" w:hAnsi="나눔고딕"/><w:color w:val="9AA7B4"/></w:rPr><w:t xml:space="preserve">    답: ________________________________________________</w:t></w:r></w:p><w:p><w:pPr><w:pageBreakBefore/><w:spacing w:after="0" w:before="0" w:line="240"/></w:pPr><w:r><w:rPr><w:rFonts w:ascii="나눔고딕" w:cs="나눔고딕" w:eastAsia="나눔고딕" w:hAnsi="나눔고딕"/><w:b/><w:bCs/><w:color w:val="B00020"/><w:sz w:val="28"/><w:szCs w:val="28"/></w:rPr><w:t xml:space="preserve">정답</w:t></w:r></w:p><w:p><w:pPr><w:pBdr><w:bottom w:val="single" w:color="9FB4CC" w:sz="6" w:space="1"/></w:pBdr><w:spacing w:after="0" w:before="0" w:line="240"/></w:pPr></w:p><w:p><w:pPr><w:spacing w:after="0" w:before="0" w:line="240"/></w:pPr><w:r><w:rPr><w:rFonts w:ascii="나눔고딕" w:cs="나눔고딕" w:eastAsia="나눔고딕" w:hAnsi="나눔고딕"/></w:rPr><w:t xml:space="preserve"></w:t></w:r></w:p><w:p><w:pPr><w:spacing w:after="0" w:before="0" w:line="240"/></w:pPr><w:r><w:rPr><w:rFonts w:ascii="나눔고딕" w:cs="나눔고딕" w:eastAsia="나눔고딕" w:hAnsi="나눔고딕"/><w:b/><w:bCs/><w:color w:val="2F5148"/><w:sz w:val="20"/><w:szCs w:val="20"/></w:rPr><w:t xml:space="preserve">A. 개념 — 스마트 관광이란</w:t></w:r></w:p><w:p><w:pPr><w:spacing w:after="0" w:before="0" w:line="240"/></w:pPr><w:r><w:rPr><w:rFonts w:ascii="나눔고딕" w:cs="나눔고딕" w:eastAsia="나눔고딕" w:hAnsi="나눔고딕"/><w:b/><w:bCs/></w:rPr><w:t xml:space="preserve">1. </w:t></w:r><w:r><w:rPr><w:rFonts w:ascii="나눔고딕" w:cs="나눔고딕" w:eastAsia="나눔고딕" w:hAnsi="나눔고딕"/></w:rPr><w:t xml:space="preserve">ICT로 관광 자원 · 서비스 · 경험을 데이터로 잇고, 그 데이터로 더 나은 여행을 설계하는 관광</w:t></w:r></w:p><w:p><w:pPr><w:spacing w:after="0" w:before="0" w:line="240"/></w:pPr><w:r><w:rPr><w:rFonts w:ascii="나눔고딕" w:cs="나눔고딕" w:eastAsia="나눔고딕" w:hAnsi="나눔고딕"/><w:b/><w:bCs/></w:rPr><w:t xml:space="preserve">2. </w:t></w:r><w:r><w:rPr><w:rFonts w:ascii="나눔고딕" w:cs="나눔고딕" w:eastAsia="나눔고딕" w:hAnsi="나눔고딕"/></w:rPr><w:t xml:space="preserve">X. 기술과 혁신으로 도시의 관광 전체를 더 지속가능하고 · 접근 가능하고 · 효율적으로 관리하는 것</w:t></w:r></w:p><w:p><w:pPr><w:spacing w:after="0" w:before="0" w:line="240"/></w:pPr><w:r><w:rPr><w:rFonts w:ascii="나눔고딕" w:cs="나눔고딕" w:eastAsia="나눔고딕" w:hAnsi="나눔고딕"/><w:b/><w:bCs/></w:rPr><w:t xml:space="preserve">3. </w:t></w:r><w:r><w:rPr><w:rFonts w:ascii="나눔고딕" w:cs="나눔고딕" w:eastAsia="나눔고딕" w:hAnsi="나눔고딕"/></w:rPr><w:t xml:space="preserve">전자관광(e-Tourism)은 인터넷으로 정보를 찾고 예약 · 결제하는 「거래의 디지털화」(예: 호텔 온라인 예약)로 한 번의 거래에서 끝난다. 스마트 관광은 센서 · 모바일 · AI가 혼잡도 · 날씨 같은 상황을 실시간으로 읽고, 그 데이터로 추천 · 안내 · 도시 운영까지 계속 반응하는 「데이터로 움직이는 관광지 전체의 관리」다(예: 혼잡한 해변 대신 다른 곳 추천, 외국인에게 즉시 번역 제공). 범위(거래 ↔ 목적지 전체)와 방식(정적 정보 제공 ↔ 실시간 데이터 반응)이 다르다.</w:t></w:r></w:p><w:p><w:pPr><w:spacing w:after="0" w:before="0" w:line="240"/></w:pPr><w:r><w:rPr><w:rFonts w:ascii="나눔고딕" w:cs="나눔고딕" w:eastAsia="나눔고딕" w:hAnsi="나눔고딕"/><w:b/><w:bCs/></w:rPr><w:t xml:space="preserve">4. </w:t></w:r><w:r><w:rPr><w:rFonts w:ascii="나눔고딕" w:cs="나눔고딕" w:eastAsia="나눔고딕" w:hAnsi="나눔고딕"/></w:rPr><w:t xml:space="preserve">스마트 거버넌스</w:t></w:r></w:p><w:p><w:pPr><w:spacing w:after="0" w:before="0" w:line="240"/></w:pPr><w:r><w:rPr><w:rFonts w:ascii="나눔고딕" w:cs="나눔고딕" w:eastAsia="나눔고딕" w:hAnsi="나눔고딕"/><w:b/><w:bCs/></w:rPr><w:t xml:space="preserve">5. </w:t></w:r><w:r><w:rPr><w:rFonts w:ascii="나눔고딕" w:cs="나눔고딕" w:eastAsia="나눔고딕" w:hAnsi="나눔고딕"/></w:rPr><w:t xml:space="preserve">스마트 비즈니스</w:t></w:r></w:p><w:p><w:pPr><w:spacing w:after="0" w:before="0" w:line="240"/></w:pPr><w:r><w:rPr><w:rFonts w:ascii="나눔고딕" w:cs="나눔고딕" w:eastAsia="나눔고딕" w:hAnsi="나눔고딕"/><w:b/><w:bCs/></w:rPr><w:t xml:space="preserve">6. </w:t></w:r><w:r><w:rPr><w:rFonts w:ascii="나눔고딕" w:cs="나눔고딕" w:eastAsia="나눔고딕" w:hAnsi="나눔고딕"/></w:rPr><w:t xml:space="preserve">여행 전 → 이동 중 → 여행 중 → 여행 후. 여행 후 데이터가 다시 여행 전으로 돌아가는 고리(loop)</w:t></w:r></w:p><w:p><w:pPr><w:spacing w:after="0" w:before="0" w:line="240"/></w:pPr><w:r><w:rPr><w:rFonts w:ascii="나눔고딕" w:cs="나눔고딕" w:eastAsia="나눔고딕" w:hAnsi="나눔고딕"/><w:b/><w:bCs/></w:rPr><w:t xml:space="preserve">7. </w:t></w:r><w:r><w:rPr><w:rFonts w:ascii="나눔고딕" w:cs="나눔고딕" w:eastAsia="나눔고딕" w:hAnsi="나눔고딕"/></w:rPr><w:t xml:space="preserve">사물인터넷(IoT)</w:t></w:r></w:p><w:p><w:pPr><w:spacing w:after="0" w:before="0" w:line="240"/></w:pPr><w:r><w:rPr><w:rFonts w:ascii="나눔고딕" w:cs="나눔고딕" w:eastAsia="나눔고딕" w:hAnsi="나눔고딕"/><w:b/><w:bCs/></w:rPr><w:t xml:space="preserve">8. </w:t></w:r><w:r><w:rPr><w:rFonts w:ascii="나눔고딕" w:cs="나눔고딕" w:eastAsia="나눔고딕" w:hAnsi="나눔고딕"/></w:rPr><w:t xml:space="preserve">접근성(Accessibility) · 지속가능성(Sustainability) · 디지털화(Digitalisation) · 문화유산과 창의성(Cultural heritage & creativity). 이 네 부문으로 도시의 신청서를 평가하며, 「기술(디지털화)은 넷 중 하나일 뿐」이고 특히 접근성을 앞세우는 것이 특징이다.</w:t></w:r></w:p><w:p><w:pPr><w:spacing w:after="0" w:before="0" w:line="240"/></w:pPr><w:r><w:rPr><w:rFonts w:ascii="나눔고딕" w:cs="나눔고딕" w:eastAsia="나눔고딕" w:hAnsi="나눔고딕"/></w:rPr><w:t xml:space="preserve"></w:t></w:r></w:p><w:p><w:pPr><w:spacing w:after="0" w:before="0" w:line="240"/></w:pPr><w:r><w:rPr><w:rFonts w:ascii="나눔고딕" w:cs="나눔고딕" w:eastAsia="나눔고딕" w:hAnsi="나눔고딕"/><w:b/><w:bCs/><w:color w:val="2F5148"/><w:sz w:val="20"/><w:szCs w:val="20"/></w:rPr><w:t xml:space="preserve">B. 도시 — 스마트관광 5대 요소(한국관광공사, 2020)</w:t></w:r></w:p><w:p><w:pPr><w:spacing w:after="0" w:before="0" w:line="240"/></w:pPr><w:r><w:rPr><w:rFonts w:ascii="나눔고딕" w:cs="나눔고딕" w:eastAsia="나눔고딕" w:hAnsi="나눔고딕"/><w:b/><w:bCs/></w:rPr><w:t xml:space="preserve">9. </w:t></w:r><w:r><w:rPr><w:rFonts w:ascii="나눔고딕" w:cs="나눔고딕" w:eastAsia="나눔고딕" w:hAnsi="나눔고딕"/></w:rPr><w:t xml:space="preserve">스마트 경험 · 스마트 편의 · 스마트 서비스 · 스마트 모빌리티 · 스마트 플랫폼</w:t></w:r></w:p><w:p><w:pPr><w:spacing w:after="0" w:before="0" w:line="240"/></w:pPr><w:r><w:rPr><w:rFonts w:ascii="나눔고딕" w:cs="나눔고딕" w:eastAsia="나눔고딕" w:hAnsi="나눔고딕"/><w:b/><w:bCs/></w:rPr><w:t xml:space="preserve">10. </w:t></w:r><w:r><w:rPr><w:rFonts w:ascii="나눔고딕" w:cs="나눔고딕" w:eastAsia="나눔고딕" w:hAnsi="나눔고딕"/></w:rPr><w:t xml:space="preserve">경험 = 관광콘텐츠 · 편의 = 관광인프라 · 서비스 = 관광지원서비스 · 모빌리티 = 관광교통 · 플랫폼 = 관광정보</w:t></w:r></w:p><w:p><w:pPr><w:spacing w:after="0" w:before="0" w:line="240"/></w:pPr><w:r><w:rPr><w:rFonts w:ascii="나눔고딕" w:cs="나눔고딕" w:eastAsia="나눔고딕" w:hAnsi="나눔고딕"/><w:b/><w:bCs/></w:rPr><w:t xml:space="preserve">11. </w:t></w:r><w:r><w:rPr><w:rFonts w:ascii="나눔고딕" w:cs="나눔고딕" w:eastAsia="나눔고딕" w:hAnsi="나눔고딕"/></w:rPr><w:t xml:space="preserve">스마트 경험</w:t></w:r></w:p><w:p><w:pPr><w:spacing w:after="0" w:before="0" w:line="240"/></w:pPr><w:r><w:rPr><w:rFonts w:ascii="나눔고딕" w:cs="나눔고딕" w:eastAsia="나눔고딕" w:hAnsi="나눔고딕"/><w:b/><w:bCs/></w:rPr><w:t xml:space="preserve">12. </w:t></w:r><w:r><w:rPr><w:rFonts w:ascii="나눔고딕" w:cs="나눔고딕" w:eastAsia="나눔고딕" w:hAnsi="나눔고딕"/></w:rPr><w:t xml:space="preserve">스마트 편의 — 관광일정 관리</w:t></w:r></w:p><w:p><w:pPr><w:spacing w:after="0" w:before="0" w:line="240"/></w:pPr><w:r><w:rPr><w:rFonts w:ascii="나눔고딕" w:cs="나눔고딕" w:eastAsia="나눔고딕" w:hAnsi="나눔고딕"/><w:b/><w:bCs/></w:rPr><w:t xml:space="preserve">13. </w:t></w:r><w:r><w:rPr><w:rFonts w:ascii="나눔고딕" w:cs="나눔고딕" w:eastAsia="나눔고딕" w:hAnsi="나눔고딕"/></w:rPr><w:t xml:space="preserve">스마트 서비스 — 관광품질 개선</w:t></w:r></w:p><w:p><w:pPr><w:spacing w:after="0" w:before="0" w:line="240"/></w:pPr><w:r><w:rPr><w:rFonts w:ascii="나눔고딕" w:cs="나눔고딕" w:eastAsia="나눔고딕" w:hAnsi="나눔고딕"/><w:b/><w:bCs/></w:rPr><w:t xml:space="preserve">14. </w:t></w:r><w:r><w:rPr><w:rFonts w:ascii="나눔고딕" w:cs="나눔고딕" w:eastAsia="나눔고딕" w:hAnsi="나눔고딕"/></w:rPr><w:t xml:space="preserve">스마트 모빌리티 — 방문범위 확대</w:t></w:r></w:p><w:p><w:pPr><w:spacing w:after="0" w:before="0" w:line="240"/></w:pPr><w:r><w:rPr><w:rFonts w:ascii="나눔고딕" w:cs="나눔고딕" w:eastAsia="나눔고딕" w:hAnsi="나눔고딕"/><w:b/><w:bCs/></w:rPr><w:t xml:space="preserve">15. </w:t></w:r><w:r><w:rPr><w:rFonts w:ascii="나눔고딕" w:cs="나눔고딕" w:eastAsia="나눔고딕" w:hAnsi="나눔고딕"/></w:rPr><w:t xml:space="preserve">스마트 플랫폼</w:t></w:r></w:p><w:p><w:pPr><w:spacing w:after="0" w:before="0" w:line="240"/></w:pPr><w:r><w:rPr><w:rFonts w:ascii="나눔고딕" w:cs="나눔고딕" w:eastAsia="나눔고딕" w:hAnsi="나눔고딕"/><w:b/><w:bCs/></w:rPr><w:t xml:space="preserve">16. </w:t></w:r><w:r><w:rPr><w:rFonts w:ascii="나눔고딕" w:cs="나눔고딕" w:eastAsia="나눔고딕" w:hAnsi="나눔고딕"/></w:rPr><w:t xml:space="preserve">2차 교통수단(스마트 모빌리티)</w:t></w:r></w:p><w:p><w:pPr><w:spacing w:after="0" w:before="0" w:line="240"/></w:pPr><w:r><w:rPr><w:rFonts w:ascii="나눔고딕" w:cs="나눔고딕" w:eastAsia="나눔고딕" w:hAnsi="나눔고딕"/></w:rPr><w:t xml:space="preserve"></w:t></w:r></w:p><w:p><w:pPr><w:spacing w:after="0" w:before="0" w:line="240"/></w:pPr><w:r><w:rPr><w:rFonts w:ascii="나눔고딕" w:cs="나눔고딕" w:eastAsia="나눔고딕" w:hAnsi="나눔고딕"/><w:b/><w:bCs/><w:color w:val="2F5148"/><w:sz w:val="20"/><w:szCs w:val="20"/></w:rPr><w:t xml:space="preserve">C. 측정 — 여덟 요인</w:t></w:r></w:p><w:p><w:pPr><w:spacing w:after="0" w:before="0" w:line="240"/></w:pPr><w:r><w:rPr><w:rFonts w:ascii="나눔고딕" w:cs="나눔고딕" w:eastAsia="나눔고딕" w:hAnsi="나눔고딕"/><w:b/><w:bCs/></w:rPr><w:t xml:space="preserve">17. </w:t></w:r><w:r><w:rPr><w:rFonts w:ascii="나눔고딕" w:cs="나눔고딕" w:eastAsia="나눔고딕" w:hAnsi="나눔고딕"/></w:rPr><w:t xml:space="preserve">편의성 · 스마트인프라</w:t></w:r></w:p><w:p><w:pPr><w:spacing w:after="0" w:before="0" w:line="240"/></w:pPr><w:r><w:rPr><w:rFonts w:ascii="나눔고딕" w:cs="나눔고딕" w:eastAsia="나눔고딕" w:hAnsi="나눔고딕"/><w:b/><w:bCs/></w:rPr><w:t xml:space="preserve">18. </w:t></w:r><w:r><w:rPr><w:rFonts w:ascii="나눔고딕" w:cs="나눔고딕" w:eastAsia="나눔고딕" w:hAnsi="나눔고딕"/></w:rPr><w:t xml:space="preserve">정보성 · 신뢰성 · 개인화 · 상호작용성</w:t></w:r></w:p><w:p><w:pPr><w:spacing w:after="0" w:before="0" w:line="240"/></w:pPr><w:r><w:rPr><w:rFonts w:ascii="나눔고딕" w:cs="나눔고딕" w:eastAsia="나눔고딕" w:hAnsi="나눔고딕"/><w:b/><w:bCs/></w:rPr><w:t xml:space="preserve">19. </w:t></w:r><w:r><w:rPr><w:rFonts w:ascii="나눔고딕" w:cs="나눔고딕" w:eastAsia="나눔고딕" w:hAnsi="나눔고딕"/></w:rPr><w:t xml:space="preserve">X. 기술을 얼마나 많이 도입했는가(기술 보유량)가 아니라, 그 기술을 통해 이용자(관광객)가 실제로 체감하는 정보성 · 신뢰성 · 개인화 · 상호작용성 같은 「스마트함」의 경험을 잰다 — 척도의 기준은 기술 자체가 아니라 기술이 만들어내는 사용자 경험이다.</w:t></w:r></w:p><w:p><w:pPr><w:spacing w:after="0" w:before="0" w:line="240"/></w:pPr><w:r><w:rPr><w:rFonts w:ascii="나눔고딕" w:cs="나눔고딕" w:eastAsia="나눔고딕" w:hAnsi="나눔고딕"/><w:b/><w:bCs/></w:rPr><w:t xml:space="preserve">20. </w:t></w:r><w:r><w:rPr><w:rFonts w:ascii="나눔고딕" w:cs="나눔고딕" w:eastAsia="나눔고딕" w:hAnsi="나눔고딕"/></w:rPr><w:t xml:space="preserve">X. 문항을 무조건 늘리는 일이 아니라, 서로 겹치는 문항과 막연해서 응답자가 헷갈리는 문항을 걸러내 「재려는 개념을 더 또렷하고 정확하게」 만드는 일이다 — 이 수업의 업종별 구성요인 척도도 FGI · 전문가 토론을 거쳐 애매한 문항을 뺀 과정이 그 예다(예: 외식업의 「AR · VR로 메뉴 맛 짐작」 문항 제거).</w:t></w:r></w:p><w:p><w:pPr><w:spacing w:after="0" w:before="0" w:line="240"/></w:pPr><w:r><w:rPr><w:rFonts w:ascii="나눔고딕" w:cs="나눔고딕" w:eastAsia="나눔고딕" w:hAnsi="나눔고딕"/></w:rPr><w:t xml:space="preserve"></w:t></w:r></w:p><w:p><w:pPr><w:spacing w:after="0" w:before="0" w:line="240"/></w:pPr><w:r><w:rPr><w:rFonts w:ascii="나눔고딕" w:cs="나눔고딕" w:eastAsia="나눔고딕" w:hAnsi="나눔고딕"/><w:b/><w:bCs/><w:color w:val="2F5148"/><w:sz w:val="20"/><w:szCs w:val="20"/></w:rPr><w:t xml:space="preserve">D. 업종별 구성요인</w:t></w:r></w:p><w:p><w:pPr><w:spacing w:after="0" w:before="0" w:line="240"/></w:pPr><w:r><w:rPr><w:rFonts w:ascii="나눔고딕" w:cs="나눔고딕" w:eastAsia="나눔고딕" w:hAnsi="나눔고딕"/><w:b/><w:bCs/></w:rPr><w:t xml:space="preserve">21. </w:t></w:r><w:r><w:rPr><w:rFonts w:ascii="나눔고딕" w:cs="나눔고딕" w:eastAsia="나눔고딕" w:hAnsi="나눔고딕"/></w:rPr><w:t xml:space="preserve">기술통합성 · 편의성 · 정보성 · 스마트인프라 · 신뢰성(세 업종 같음)</w:t></w:r></w:p><w:p><w:pPr><w:spacing w:after="0" w:before="0" w:line="240"/></w:pPr><w:r><w:rPr><w:rFonts w:ascii="나눔고딕" w:cs="나눔고딕" w:eastAsia="나눔고딕" w:hAnsi="나눔고딕"/><w:b/><w:bCs/></w:rPr><w:t xml:space="preserve">22. </w:t></w:r><w:r><w:rPr><w:rFonts w:ascii="나눔고딕" w:cs="나눔고딕" w:eastAsia="나눔고딕" w:hAnsi="나눔고딕"/></w:rPr><w:t xml:space="preserve">정보성 · 스마트인프라 · 편의성 · 개인화 · 상호작용성</w:t></w:r></w:p><w:p><w:pPr><w:spacing w:after="0" w:before="0" w:line="240"/></w:pPr><w:r><w:rPr><w:rFonts w:ascii="나눔고딕" w:cs="나눔고딕" w:eastAsia="나눔고딕" w:hAnsi="나눔고딕"/><w:b/><w:bCs/></w:rPr><w:t xml:space="preserve">23. </w:t></w:r><w:r><w:rPr><w:rFonts w:ascii="나눔고딕" w:cs="나눔고딕" w:eastAsia="나눔고딕" w:hAnsi="나눔고딕"/></w:rPr><w:t xml:space="preserve">스마트인프라 · 편의성 · 개인화 · 상호작용성 · 보안성</w:t></w:r></w:p><w:p><w:pPr><w:spacing w:after="0" w:before="0" w:line="240"/></w:pPr><w:r><w:rPr><w:rFonts w:ascii="나눔고딕" w:cs="나눔고딕" w:eastAsia="나눔고딕" w:hAnsi="나눔고딕"/><w:b/><w:bCs/></w:rPr><w:t xml:space="preserve">24. </w:t></w:r><w:r><w:rPr><w:rFonts w:ascii="나눔고딕" w:cs="나눔고딕" w:eastAsia="나눔고딕" w:hAnsi="나눔고딕"/></w:rPr><w:t xml:space="preserve">여행업 · 외식업 · 컨벤션</w:t></w:r></w:p><w:p><w:pPr><w:spacing w:after="0" w:before="0" w:line="240"/></w:pPr><w:r><w:rPr><w:rFonts w:ascii="나눔고딕" w:cs="나눔고딕" w:eastAsia="나눔고딕" w:hAnsi="나눔고딕"/><w:b/><w:bCs/></w:rPr><w:t xml:space="preserve">25. </w:t></w:r><w:r><w:rPr><w:rFonts w:ascii="나눔고딕" w:cs="나눔고딕" w:eastAsia="나눔고딕" w:hAnsi="나눔고딕"/></w:rPr><w:t xml:space="preserve">항공산업</w:t></w:r></w:p><w:p><w:pPr><w:spacing w:after="0" w:before="0" w:line="240"/></w:pPr><w:r><w:rPr><w:rFonts w:ascii="나눔고딕" w:cs="나눔고딕" w:eastAsia="나눔고딕" w:hAnsi="나눔고딕"/><w:b/><w:bCs/></w:rPr><w:t xml:space="preserve">26. </w:t></w:r><w:r><w:rPr><w:rFonts w:ascii="나눔고딕" w:cs="나눔고딕" w:eastAsia="나눔고딕" w:hAnsi="나눔고딕"/></w:rPr><w:t xml:space="preserve">숙박업 · 항공산업</w:t></w:r></w:p><w:p><w:pPr><w:spacing w:after="0" w:before="0" w:line="240"/></w:pPr><w:r><w:rPr><w:rFonts w:ascii="나눔고딕" w:cs="나눔고딕" w:eastAsia="나눔고딕" w:hAnsi="나눔고딕"/><w:b/><w:bCs/></w:rPr><w:t xml:space="preserve">27. </w:t></w:r><w:r><w:rPr><w:rFonts w:ascii="나눔고딕" w:cs="나눔고딕" w:eastAsia="나눔고딕" w:hAnsi="나눔고딕"/></w:rPr><w:t xml:space="preserve">항공산업</w:t></w:r></w:p><w:p><w:pPr><w:spacing w:after="0" w:before="0" w:line="240"/></w:pPr><w:r><w:rPr><w:rFonts w:ascii="나눔고딕" w:cs="나눔고딕" w:eastAsia="나눔고딕" w:hAnsi="나눔고딕"/><w:b/><w:bCs/></w:rPr><w:t xml:space="preserve">28. </w:t></w:r><w:r><w:rPr><w:rFonts w:ascii="나눔고딕" w:cs="나눔고딕" w:eastAsia="나눔고딕" w:hAnsi="나눔고딕"/></w:rPr><w:t xml:space="preserve">스마트인프라 · 신뢰성</w:t></w:r></w:p><w:p><w:pPr><w:spacing w:after="0" w:before="0" w:line="240"/></w:pPr><w:r><w:rPr><w:rFonts w:ascii="나눔고딕" w:cs="나눔고딕" w:eastAsia="나눔고딕" w:hAnsi="나눔고딕"/><w:b/><w:bCs/></w:rPr><w:t xml:space="preserve">29. </w:t></w:r><w:r><w:rPr><w:rFonts w:ascii="나눔고딕" w:cs="나눔고딕" w:eastAsia="나눔고딕" w:hAnsi="나눔고딕"/></w:rPr><w:t xml:space="preserve">FGI(표적집단면접) 6명 중 4명이 「애매하다」고 응답 → 전문가 토론을 거쳐 최종 문항에서 제외</w:t></w:r></w:p><w:p><w:pPr><w:spacing w:after="0" w:before="0" w:line="240"/></w:pPr><w:r><w:rPr><w:rFonts w:ascii="나눔고딕" w:cs="나눔고딕" w:eastAsia="나눔고딕" w:hAnsi="나눔고딕"/><w:b/><w:bCs/></w:rPr><w:t xml:space="preserve">30. </w:t></w:r><w:r><w:rPr><w:rFonts w:ascii="나눔고딕" w:cs="나눔고딕" w:eastAsia="나눔고딕" w:hAnsi="나눔고딕"/></w:rPr><w:t xml:space="preserve">개인정보 · 결제정보</w:t></w:r></w:p><w:p><w:pPr><w:spacing w:after="0" w:before="0" w:line="240"/></w:pPr><w:r><w:rPr><w:rFonts w:ascii="나눔고딕" w:cs="나눔고딕" w:eastAsia="나눔고딕" w:hAnsi="나눔고딕"/><w:b/><w:bCs/></w:rPr><w:t xml:space="preserve">31. </w:t></w:r><w:r><w:rPr><w:rFonts w:ascii="나눔고딕" w:cs="나눔고딕" w:eastAsia="나눔고딕" w:hAnsi="나눔고딕"/></w:rPr><w:t xml:space="preserve">정보성(85)</w:t></w:r></w:p><w:p><w:pPr><w:spacing w:after="0" w:before="0" w:line="240"/></w:pPr><w:r><w:rPr><w:rFonts w:ascii="나눔고딕" w:cs="나눔고딕" w:eastAsia="나눔고딕" w:hAnsi="나눔고딕"/><w:b/><w:bCs/></w:rPr><w:t xml:space="preserve">32. </w:t></w:r><w:r><w:rPr><w:rFonts w:ascii="나눔고딕" w:cs="나눔고딕" w:eastAsia="나눔고딕" w:hAnsi="나눔고딕"/></w:rPr><w:t xml:space="preserve">운영 효율성 · 지속가능성 · 보안성 — 보안성(9)</w:t></w:r></w:p><w:p><w:pPr><w:spacing w:after="0" w:before="0" w:line="240"/></w:pPr><w:r><w:rPr><w:rFonts w:ascii="나눔고딕" w:cs="나눔고딕" w:eastAsia="나눔고딕" w:hAnsi="나눔고딕"/><w:b/><w:bCs/></w:rPr><w:t xml:space="preserve">33. </w:t></w:r><w:r><w:rPr><w:rFonts w:ascii="나눔고딕" w:cs="나눔고딕" w:eastAsia="나눔고딕" w:hAnsi="나눔고딕"/></w:rPr><w:t xml:space="preserve">X. 업종마다 고객이 체감하는 요소가 달라 척도를 업종별로 따로 만든다</w:t></w:r></w:p><w:p><w:pPr><w:spacing w:after="0" w:before="0" w:line="240"/></w:pPr><w:r><w:rPr><w:rFonts w:ascii="나눔고딕" w:cs="나눔고딕" w:eastAsia="나눔고딕" w:hAnsi="나눔고딕"/></w:rPr><w:t xml:space="preserve"></w:t></w:r></w:p><w:p><w:pPr><w:spacing w:after="0" w:before="0" w:line="240"/></w:pPr><w:r><w:rPr><w:rFonts w:ascii="나눔고딕" w:cs="나눔고딕" w:eastAsia="나눔고딕" w:hAnsi="나눔고딕"/><w:b/><w:bCs/><w:color w:val="2F5148"/><w:sz w:val="20"/><w:szCs w:val="20"/></w:rPr><w:t xml:space="preserve">E. 수용 — 기술수용 이론</w:t></w:r></w:p><w:p><w:pPr><w:spacing w:after="0" w:before="0" w:line="240"/></w:pPr><w:r><w:rPr><w:rFonts w:ascii="나눔고딕" w:cs="나눔고딕" w:eastAsia="나눔고딕" w:hAnsi="나눔고딕"/><w:b/><w:bCs/></w:rPr><w:t xml:space="preserve">34. </w:t></w:r><w:r><w:rPr><w:rFonts w:ascii="나눔고딕" w:cs="나눔고딕" w:eastAsia="나눔고딕" w:hAnsi="나눔고딕"/></w:rPr><w:t xml:space="preserve">지각된 유용성 · 지각된 용이성</w:t></w:r></w:p><w:p><w:pPr><w:spacing w:after="0" w:before="0" w:line="240"/></w:pPr><w:r><w:rPr><w:rFonts w:ascii="나눔고딕" w:cs="나눔고딕" w:eastAsia="나눔고딕" w:hAnsi="나눔고딕"/><w:b/><w:bCs/></w:rPr><w:t xml:space="preserve">35. </w:t></w:r><w:r><w:rPr><w:rFonts w:ascii="나눔고딕" w:cs="나눔고딕" w:eastAsia="나눔고딕" w:hAnsi="나눔고딕"/></w:rPr><w:t xml:space="preserve">TAM → TRAM → UTAUT2 → 혁신저항 · PAM</w:t></w:r></w:p><w:p><w:pPr><w:spacing w:after="0" w:before="0" w:line="240"/></w:pPr><w:r><w:rPr><w:rFonts w:ascii="나눔고딕" w:cs="나눔고딕" w:eastAsia="나눔고딕" w:hAnsi="나눔고딕"/></w:rPr><w:t xml:space="preserve"></w:t></w:r></w:p><w:p><w:pPr><w:spacing w:after="0" w:before="0" w:line="240"/></w:pPr><w:r><w:rPr><w:rFonts w:ascii="나눔고딕" w:cs="나눔고딕" w:eastAsia="나눔고딕" w:hAnsi="나눔고딕"/><w:color w:val="5D6D7E"/><w:sz w:val="18"/><w:szCs w:val="18"/></w:rPr><w:t xml:space="preserve">※ 34번(TAM 두 변수)은 페이지의 기술수용 만화 · 22문제와 함께 보십시오.</w:t></w:r></w:p><w:sectPr><w:pgSz w:w="11906" w:h="16838" w:orient="portrait"/><w:pgMar w:top="850" w:right="1077" w:bottom="850" w:left="1077" w:header="708" w:footer="708" w:gutter="0"/><w:pgNumType/><w:docGrid w:linePitch="360"/></w:sectPr></w:body></w:document>
+<file path=word/document.xml><?xml version="1.0" encoding="utf-8"?>
+<w:document xmlns:wpc="http://schemas.microsoft.com/office/word/2010/wordprocessingCanvas" xmlns:mc="http://schemas.openxmlformats.org/markup-compatibility/2006" xmlns:o="urn:schemas-microsoft-com:office:office" xmlns:r="http://schemas.openxmlformats.org/officeDocument/2006/relationships" xmlns:m="http://schemas.openxmlformats.org/officeDocument/2006/math" xmlns:v="urn:schemas-microsoft-com:vml" xmlns:wp14="http://schemas.microsoft.com/office/word/2010/wordprocessingDrawing" xmlns:wp="http://schemas.openxmlformats.org/drawingml/2006/wordprocessingDrawing" xmlns:w10="urn:schemas-microsoft-com:office:word" xmlns:w="http://schemas.openxmlformats.org/wordprocessingml/2006/main" xmlns:w14="http://schemas.microsoft.com/office/word/2010/wordml" xmlns:w15="http://schemas.microsoft.com/office/word/2012/wordml" xmlns:wpg="http://schemas.microsoft.com/office/word/2010/wordprocessingGroup" xmlns:wpi="http://schemas.microsoft.com/office/word/2010/wordprocessingInk" xmlns:wne="http://schemas.microsoft.com/office/word/2006/wordml" xmlns:wps="http://schemas.microsoft.com/office/word/2010/wordprocessingShape" xmlns:cx="http://schemas.microsoft.com/office/drawing/2014/chartex" xmlns:cx1="http://schemas.microsoft.com/office/drawing/2015/9/8/chartex" xmlns:cx2="http://schemas.microsoft.com/office/drawing/2015/10/21/chartex" xmlns:cx3="http://schemas.microsoft.com/office/drawing/2016/5/9/chartex" xmlns:cx4="http://schemas.microsoft.com/office/drawing/2016/5/10/chartex" xmlns:cx5="http://schemas.microsoft.com/office/drawing/2016/5/11/chartex" xmlns:cx6="http://schemas.microsoft.com/office/drawing/2016/5/12/chartex" xmlns:cx7="http://schemas.microsoft.com/office/drawing/2016/5/13/chartex" xmlns:cx8="http://schemas.microsoft.com/office/drawing/2016/5/14/chartex" xmlns:aink="http://schemas.microsoft.com/office/drawing/2016/ink" xmlns:am3d="http://schemas.microsoft.com/office/drawing/2017/model3d" xmlns:w16cex="http://schemas.microsoft.com/office/word/2018/wordml/cex" xmlns:w16cid="http://schemas.microsoft.com/office/word/2016/wordml/cid" xmlns:w16="http://schemas.microsoft.com/office/word/2018/wordml" xmlns:w16sdtdh="http://schemas.microsoft.com/office/word/2020/wordml/sdtdatahash" xmlns:w16se="http://schemas.microsoft.com/office/word/2015/wordml/symex" mc:Ignorable="w14 w15 wp14">
+  <w:body>
+    <w:p>
+      <w:pPr>
+        <w:spacing w:after="0" w:before="0" w:line="240"/>
+      </w:pPr>
+      <w:r>
+        <w:rPr>
+          <w:rFonts w:ascii="나눔고딕" w:cs="나눔고딕" w:eastAsia="나눔고딕" w:hAnsi="나눔고딕"/>
+          <w:b/>
+          <w:bCs/>
+          <w:color w:val="17365D"/>
+          <w:sz w:val="30"/>
+          <w:szCs w:val="30"/>
+        </w:rPr>
+        <w:t xml:space="preserve">스마트관광 기초 상식 퀴즈 — 35문항</w:t>
+      </w:r>
+    </w:p>
+    <w:p>
+      <w:pPr>
+        <w:spacing w:after="0" w:before="0" w:line="240"/>
+      </w:pPr>
+      <w:r>
+        <w:rPr>
+          <w:rFonts w:ascii="나눔고딕" w:cs="나눔고딕" w:eastAsia="나눔고딕" w:hAnsi="나눔고딕"/>
+          <w:color w:val="5D6D7E"/>
+          <w:sz w:val="18"/>
+          <w:szCs w:val="18"/>
+        </w:rPr>
+        <w:t xml:space="preserve">관광산업과 스마트관광  ·  출처: sunshinewellness.co.kr/learn/smart-tourism.html  ·  이름 __________</w:t>
+      </w:r>
+    </w:p>
+    <w:p>
+      <w:pPr>
+        <w:pBdr>
+          <w:bottom w:val="single" w:color="9FB4CC" w:sz="6" w:space="1"/>
+        </w:pBdr>
+        <w:spacing w:after="0" w:before="0" w:line="240"/>
+      </w:pPr>
+    </w:p>
+    <w:p>
+      <w:pPr>
+        <w:spacing w:after="0" w:before="0" w:line="240"/>
+      </w:pPr>
+      <w:r>
+        <w:rPr>
+          <w:rFonts w:ascii="나눔고딕" w:cs="나눔고딕" w:eastAsia="나눔고딕" w:hAnsi="나눔고딕"/>
+          <w:b/>
+          <w:bCs/>
+          <w:color w:val="2F5148"/>
+          <w:sz w:val="22"/>
+          <w:szCs w:val="22"/>
+        </w:rPr>
+        <w:t xml:space="preserve">A. 개념 — 스마트 관광이란</w:t>
+      </w:r>
+    </w:p>
+    <w:p>
+      <w:pPr>
+        <w:spacing w:after="0" w:before="0" w:line="240"/>
+      </w:pPr>
+      <w:r>
+        <w:rPr>
+          <w:rFonts w:ascii="나눔고딕" w:cs="나눔고딕" w:eastAsia="나눔고딕" w:hAnsi="나눔고딕"/>
+          <w:b/>
+          <w:bCs/>
+        </w:rPr>
+        <w:t xml:space="preserve">1. </w:t>
+      </w:r>
+      <w:r>
+        <w:rPr>
+          <w:rFonts w:ascii="나눔고딕" w:cs="나눔고딕" w:eastAsia="나눔고딕" w:hAnsi="나눔고딕"/>
+        </w:rPr>
+        <w:t xml:space="preserve">스마트 관광을 한 문장으로 말하면?</w:t>
+      </w:r>
+    </w:p>
+    <w:p>
+      <w:pPr>
+        <w:spacing w:after="0" w:before="0" w:line="240"/>
+      </w:pPr>
+      <w:r>
+        <w:rPr>
+          <w:rFonts w:ascii="나눔고딕" w:cs="나눔고딕" w:eastAsia="나눔고딕" w:hAnsi="나눔고딕"/>
+          <w:color w:val="9AA7B4"/>
+        </w:rPr>
+        <w:t xml:space="preserve">    답: ________________________________________________</w:t>
+      </w:r>
+    </w:p>
+    <w:p>
+      <w:pPr>
+        <w:spacing w:after="0" w:before="0" w:line="240"/>
+      </w:pPr>
+      <w:r>
+        <w:rPr>
+          <w:rFonts w:ascii="나눔고딕" w:cs="나눔고딕" w:eastAsia="나눔고딕" w:hAnsi="나눔고딕"/>
+          <w:b/>
+          <w:bCs/>
+        </w:rPr>
+        <w:t xml:space="preserve">2. </w:t>
+      </w:r>
+      <w:r>
+        <w:rPr>
+          <w:rFonts w:ascii="나눔고딕" w:cs="나눔고딕" w:eastAsia="나눔고딕" w:hAnsi="나눔고딕"/>
+        </w:rPr>
+        <w:t xml:space="preserve">O/X — 「스마트 관광 = 관광객에게 앱을 제공하는 것」</w:t>
+      </w:r>
+    </w:p>
+    <w:p>
+      <w:pPr>
+        <w:spacing w:after="0" w:before="0" w:line="240"/>
+      </w:pPr>
+      <w:r>
+        <w:rPr>
+          <w:rFonts w:ascii="나눔고딕" w:cs="나눔고딕" w:eastAsia="나눔고딕" w:hAnsi="나눔고딕"/>
+          <w:color w:val="9AA7B4"/>
+        </w:rPr>
+        <w:t xml:space="preserve">    답: ________________________________________________</w:t>
+      </w:r>
+    </w:p>
+    <w:p>
+      <w:pPr>
+        <w:spacing w:after="0" w:before="0" w:line="240"/>
+      </w:pPr>
+      <w:r>
+        <w:rPr>
+          <w:rFonts w:ascii="나눔고딕" w:cs="나눔고딕" w:eastAsia="나눔고딕" w:hAnsi="나눔고딕"/>
+          <w:b/>
+          <w:bCs/>
+        </w:rPr>
+        <w:t xml:space="preserve">3. </w:t>
+      </w:r>
+      <w:r>
+        <w:rPr>
+          <w:rFonts w:ascii="나눔고딕" w:cs="나눔고딕" w:eastAsia="나눔고딕" w:hAnsi="나눔고딕"/>
+        </w:rPr>
+        <w:t xml:space="preserve">전자관광(e-Tourism)과 스마트 관광의 차이는?</w:t>
+      </w:r>
+    </w:p>
+    <w:p>
+      <w:pPr>
+        <w:spacing w:after="0" w:before="0" w:line="240"/>
+      </w:pPr>
+      <w:r>
+        <w:rPr>
+          <w:rFonts w:ascii="나눔고딕" w:cs="나눔고딕" w:eastAsia="나눔고딕" w:hAnsi="나눔고딕"/>
+          <w:color w:val="9AA7B4"/>
+        </w:rPr>
+        <w:t xml:space="preserve">    답: ________________________________________________</w:t>
+      </w:r>
+    </w:p>
+    <w:p>
+      <w:pPr>
+        <w:spacing w:after="0" w:before="0" w:line="240"/>
+      </w:pPr>
+      <w:r>
+        <w:rPr>
+          <w:rFonts w:ascii="나눔고딕" w:cs="나눔고딕" w:eastAsia="나눔고딕" w:hAnsi="나눔고딕"/>
+          <w:b/>
+          <w:bCs/>
+        </w:rPr>
+        <w:t xml:space="preserve">4. </w:t>
+      </w:r>
+      <w:r>
+        <w:rPr>
+          <w:rFonts w:ascii="나눔고딕" w:cs="나눔고딕" w:eastAsia="나눔고딕" w:hAnsi="나눔고딕"/>
+        </w:rPr>
+        <w:t xml:space="preserve">「오버투어리즘 관리 · 관광 수요 분산」은 네 기둥 중 어디에 속하나?</w:t>
+      </w:r>
+    </w:p>
+    <w:p>
+      <w:pPr>
+        <w:spacing w:after="0" w:before="0" w:line="240"/>
+      </w:pPr>
+      <w:r>
+        <w:rPr>
+          <w:rFonts w:ascii="나눔고딕" w:cs="나눔고딕" w:eastAsia="나눔고딕" w:hAnsi="나눔고딕"/>
+          <w:color w:val="9AA7B4"/>
+        </w:rPr>
+        <w:t xml:space="preserve">    답: ________________________________________________</w:t>
+      </w:r>
+    </w:p>
+    <w:p>
+      <w:pPr>
+        <w:spacing w:after="0" w:before="0" w:line="240"/>
+      </w:pPr>
+      <w:r>
+        <w:rPr>
+          <w:rFonts w:ascii="나눔고딕" w:cs="나눔고딕" w:eastAsia="나눔고딕" w:hAnsi="나눔고딕"/>
+          <w:b/>
+          <w:bCs/>
+        </w:rPr>
+        <w:t xml:space="preserve">5. </w:t>
+      </w:r>
+      <w:r>
+        <w:rPr>
+          <w:rFonts w:ascii="나눔고딕" w:cs="나눔고딕" w:eastAsia="나눔고딕" w:hAnsi="나눔고딕"/>
+        </w:rPr>
+        <w:t xml:space="preserve">「동적 가격 책정 · 수요 예측 · OTA」는 네 기둥 중 어디에 속하나?</w:t>
+      </w:r>
+    </w:p>
+    <w:p>
+      <w:pPr>
+        <w:spacing w:after="0" w:before="0" w:line="240"/>
+      </w:pPr>
+      <w:r>
+        <w:rPr>
+          <w:rFonts w:ascii="나눔고딕" w:cs="나눔고딕" w:eastAsia="나눔고딕" w:hAnsi="나눔고딕"/>
+          <w:color w:val="9AA7B4"/>
+        </w:rPr>
+        <w:t xml:space="preserve">    답: ________________________________________________</w:t>
+      </w:r>
+    </w:p>
+    <w:p>
+      <w:pPr>
+        <w:spacing w:after="0" w:before="0" w:line="240"/>
+      </w:pPr>
+      <w:r>
+        <w:rPr>
+          <w:rFonts w:ascii="나눔고딕" w:cs="나눔고딕" w:eastAsia="나눔고딕" w:hAnsi="나눔고딕"/>
+          <w:b/>
+          <w:bCs/>
+        </w:rPr>
+        <w:t xml:space="preserve">6. </w:t>
+      </w:r>
+      <w:r>
+        <w:rPr>
+          <w:rFonts w:ascii="나눔고딕" w:cs="나눔고딕" w:eastAsia="나눔고딕" w:hAnsi="나눔고딕"/>
+        </w:rPr>
+        <w:t xml:space="preserve">여행 여정 4단계는? 그리고 그 핵심은?</w:t>
+      </w:r>
+    </w:p>
+    <w:p>
+      <w:pPr>
+        <w:spacing w:after="0" w:before="0" w:line="240"/>
+      </w:pPr>
+      <w:r>
+        <w:rPr>
+          <w:rFonts w:ascii="나눔고딕" w:cs="나눔고딕" w:eastAsia="나눔고딕" w:hAnsi="나눔고딕"/>
+          <w:color w:val="9AA7B4"/>
+        </w:rPr>
+        <w:t xml:space="preserve">    답: ________________________________________________</w:t>
+      </w:r>
+    </w:p>
+    <w:p>
+      <w:pPr>
+        <w:spacing w:after="0" w:before="0" w:line="240"/>
+      </w:pPr>
+      <w:r>
+        <w:rPr>
+          <w:rFonts w:ascii="나눔고딕" w:cs="나눔고딕" w:eastAsia="나눔고딕" w:hAnsi="나눔고딕"/>
+          <w:b/>
+          <w:bCs/>
+        </w:rPr>
+        <w:t xml:space="preserve">7. </w:t>
+      </w:r>
+      <w:r>
+        <w:rPr>
+          <w:rFonts w:ascii="나눔고딕" w:cs="나눔고딕" w:eastAsia="나눔고딕" w:hAnsi="나눔고딕"/>
+        </w:rPr>
+        <w:t xml:space="preserve">비콘 · 센서로 혼잡도 · 대기 · 환경을 실시간으로 읽는 기술은? (LBS · AR/VR · IoT · AI)</w:t>
+      </w:r>
+    </w:p>
+    <w:p>
+      <w:pPr>
+        <w:spacing w:after="0" w:before="0" w:line="240"/>
+      </w:pPr>
+      <w:r>
+        <w:rPr>
+          <w:rFonts w:ascii="나눔고딕" w:cs="나눔고딕" w:eastAsia="나눔고딕" w:hAnsi="나눔고딕"/>
+          <w:color w:val="9AA7B4"/>
+        </w:rPr>
+        <w:t xml:space="preserve">    답: ________________________________________________</w:t>
+      </w:r>
+    </w:p>
+    <w:p>
+      <w:pPr>
+        <w:spacing w:after="0" w:before="0" w:line="240"/>
+      </w:pPr>
+      <w:r>
+        <w:rPr>
+          <w:rFonts w:ascii="나눔고딕" w:cs="나눔고딕" w:eastAsia="나눔고딕" w:hAnsi="나눔고딕"/>
+          <w:b/>
+          <w:bCs/>
+        </w:rPr>
+        <w:t xml:space="preserve">8. </w:t>
+      </w:r>
+      <w:r>
+        <w:rPr>
+          <w:rFonts w:ascii="나눔고딕" w:cs="나눔고딕" w:eastAsia="나눔고딕" w:hAnsi="나눔고딕"/>
+        </w:rPr>
+        <w:t xml:space="preserve">EU 스마트관광 수도(European Capital of Smart Tourism) 공모의 심사(평가) 4대 부문은?</w:t>
+      </w:r>
+    </w:p>
+    <w:p>
+      <w:pPr>
+        <w:spacing w:after="0" w:before="0" w:line="240"/>
+      </w:pPr>
+      <w:r>
+        <w:rPr>
+          <w:rFonts w:ascii="나눔고딕" w:cs="나눔고딕" w:eastAsia="나눔고딕" w:hAnsi="나눔고딕"/>
+          <w:color w:val="9AA7B4"/>
+        </w:rPr>
+        <w:t xml:space="preserve">    답: ________________________________________________</w:t>
+      </w:r>
+    </w:p>
+    <w:p>
+      <w:pPr>
+        <w:spacing w:after="0" w:before="0" w:line="240"/>
+      </w:pPr>
+      <w:r>
+        <w:rPr>
+          <w:rFonts w:ascii="나눔고딕" w:cs="나눔고딕" w:eastAsia="나눔고딕" w:hAnsi="나눔고딕"/>
+          <w:b/>
+          <w:bCs/>
+          <w:color w:val="2F5148"/>
+          <w:sz w:val="22"/>
+          <w:szCs w:val="22"/>
+        </w:rPr>
+        <w:t xml:space="preserve">B. 도시 — 스마트관광 5대 요소(한국관광공사, 2020)</w:t>
+      </w:r>
+    </w:p>
+    <w:p>
+      <w:pPr>
+        <w:spacing w:after="0" w:before="0" w:line="240"/>
+      </w:pPr>
+      <w:r>
+        <w:rPr>
+          <w:rFonts w:ascii="나눔고딕" w:cs="나눔고딕" w:eastAsia="나눔고딕" w:hAnsi="나눔고딕"/>
+          <w:b/>
+          <w:bCs/>
+        </w:rPr>
+        <w:t xml:space="preserve">9. </w:t>
+      </w:r>
+      <w:r>
+        <w:rPr>
+          <w:rFonts w:ascii="나눔고딕" w:cs="나눔고딕" w:eastAsia="나눔고딕" w:hAnsi="나눔고딕"/>
+        </w:rPr>
+        <w:t xml:space="preserve">스마트관광도시 5대 요소는?</w:t>
+      </w:r>
+    </w:p>
+    <w:p>
+      <w:pPr>
+        <w:spacing w:after="0" w:before="0" w:line="240"/>
+      </w:pPr>
+      <w:r>
+        <w:rPr>
+          <w:rFonts w:ascii="나눔고딕" w:cs="나눔고딕" w:eastAsia="나눔고딕" w:hAnsi="나눔고딕"/>
+          <w:color w:val="9AA7B4"/>
+        </w:rPr>
+        <w:t xml:space="preserve">    답: ________________________________________________</w:t>
+      </w:r>
+    </w:p>
+    <w:p>
+      <w:pPr>
+        <w:spacing w:after="0" w:before="0" w:line="240"/>
+      </w:pPr>
+      <w:r>
+        <w:rPr>
+          <w:rFonts w:ascii="나눔고딕" w:cs="나눔고딕" w:eastAsia="나눔고딕" w:hAnsi="나눔고딕"/>
+          <w:b/>
+          <w:bCs/>
+        </w:rPr>
+        <w:t xml:space="preserve">10. </w:t>
+      </w:r>
+      <w:r>
+        <w:rPr>
+          <w:rFonts w:ascii="나눔고딕" w:cs="나눔고딕" w:eastAsia="나눔고딕" w:hAnsi="나눔고딕"/>
+        </w:rPr>
+        <w:t xml:space="preserve">5대 요소와 연계 관광요소를 짝지으시오 — 경험 · 편의 · 서비스 · 모빌리티 · 플랫폼</w:t>
+      </w:r>
+    </w:p>
+    <w:p>
+      <w:pPr>
+        <w:spacing w:after="0" w:before="0" w:line="240"/>
+      </w:pPr>
+      <w:r>
+        <w:rPr>
+          <w:rFonts w:ascii="나눔고딕" w:cs="나눔고딕" w:eastAsia="나눔고딕" w:hAnsi="나눔고딕"/>
+          <w:color w:val="9AA7B4"/>
+        </w:rPr>
+        <w:t xml:space="preserve">    답: ________________________________________________</w:t>
+      </w:r>
+    </w:p>
+    <w:p>
+      <w:pPr>
+        <w:spacing w:after="0" w:before="0" w:line="240"/>
+      </w:pPr>
+      <w:r>
+        <w:rPr>
+          <w:rFonts w:ascii="나눔고딕" w:cs="나눔고딕" w:eastAsia="나눔고딕" w:hAnsi="나눔고딕"/>
+          <w:b/>
+          <w:bCs/>
+        </w:rPr>
+        <w:t xml:space="preserve">11. </w:t>
+      </w:r>
+      <w:r>
+        <w:rPr>
+          <w:rFonts w:ascii="나눔고딕" w:cs="나눔고딕" w:eastAsia="나눔고딕" w:hAnsi="나눔고딕"/>
+        </w:rPr>
+        <w:t xml:space="preserve">핵심가치가 「관광매력 극대화」이고 AR · VR · MR · 홀로그램을 쓰는 요소는?</w:t>
+      </w:r>
+    </w:p>
+    <w:p>
+      <w:pPr>
+        <w:spacing w:after="0" w:before="0" w:line="240"/>
+      </w:pPr>
+      <w:r>
+        <w:rPr>
+          <w:rFonts w:ascii="나눔고딕" w:cs="나눔고딕" w:eastAsia="나눔고딕" w:hAnsi="나눔고딕"/>
+          <w:color w:val="9AA7B4"/>
+        </w:rPr>
+        <w:t xml:space="preserve">    답: ________________________________________________</w:t>
+      </w:r>
+    </w:p>
+    <w:p>
+      <w:pPr>
+        <w:spacing w:after="0" w:before="0" w:line="240"/>
+      </w:pPr>
+      <w:r>
+        <w:rPr>
+          <w:rFonts w:ascii="나눔고딕" w:cs="나눔고딕" w:eastAsia="나눔고딕" w:hAnsi="나눔고딕"/>
+          <w:b/>
+          <w:bCs/>
+        </w:rPr>
+        <w:t xml:space="preserve">12. </w:t>
+      </w:r>
+      <w:r>
+        <w:rPr>
+          <w:rFonts w:ascii="나눔고딕" w:cs="나눔고딕" w:eastAsia="나눔고딕" w:hAnsi="나눔고딕"/>
+        </w:rPr>
+        <w:t xml:space="preserve">O2O · 디지털 사이니지로 식당 · 체험을 실시간으로 알려 주고 예약 · 결제를 돕는 요소는? 핵심가치는?</w:t>
+      </w:r>
+    </w:p>
+    <w:p>
+      <w:pPr>
+        <w:spacing w:after="0" w:before="0" w:line="240"/>
+      </w:pPr>
+      <w:r>
+        <w:rPr>
+          <w:rFonts w:ascii="나눔고딕" w:cs="나눔고딕" w:eastAsia="나눔고딕" w:hAnsi="나눔고딕"/>
+          <w:color w:val="9AA7B4"/>
+        </w:rPr>
+        <w:t xml:space="preserve">    답: ________________________________________________</w:t>
+      </w:r>
+    </w:p>
+    <w:p>
+      <w:pPr>
+        <w:spacing w:after="0" w:before="0" w:line="240"/>
+      </w:pPr>
+      <w:r>
+        <w:rPr>
+          <w:rFonts w:ascii="나눔고딕" w:cs="나눔고딕" w:eastAsia="나눔고딕" w:hAnsi="나눔고딕"/>
+          <w:b/>
+          <w:bCs/>
+        </w:rPr>
+        <w:t xml:space="preserve">13. </w:t>
+      </w:r>
+      <w:r>
+        <w:rPr>
+          <w:rFonts w:ascii="나눔고딕" w:cs="나눔고딕" w:eastAsia="나눔고딕" w:hAnsi="나눔고딕"/>
+        </w:rPr>
+        <w:t xml:space="preserve">챗봇 · 로보틱스로 다국어 · 불편신고 · 짐배송 등 현장 불편에 대응하는 요소는? 핵심가치는?</w:t>
+      </w:r>
+    </w:p>
+    <w:p>
+      <w:pPr>
+        <w:spacing w:after="0" w:before="0" w:line="240"/>
+      </w:pPr>
+      <w:r>
+        <w:rPr>
+          <w:rFonts w:ascii="나눔고딕" w:cs="나눔고딕" w:eastAsia="나눔고딕" w:hAnsi="나눔고딕"/>
+          <w:color w:val="9AA7B4"/>
+        </w:rPr>
+        <w:t xml:space="preserve">    답: ________________________________________________</w:t>
+      </w:r>
+    </w:p>
+    <w:p>
+      <w:pPr>
+        <w:spacing w:after="0" w:before="0" w:line="240"/>
+      </w:pPr>
+      <w:r>
+        <w:rPr>
+          <w:rFonts w:ascii="나눔고딕" w:cs="나눔고딕" w:eastAsia="나눔고딕" w:hAnsi="나눔고딕"/>
+          <w:b/>
+          <w:bCs/>
+        </w:rPr>
+        <w:t xml:space="preserve">14. </w:t>
+      </w:r>
+      <w:r>
+        <w:rPr>
+          <w:rFonts w:ascii="나눔고딕" w:cs="나눔고딕" w:eastAsia="나눔고딕" w:hAnsi="나눔고딕"/>
+        </w:rPr>
+        <w:t xml:space="preserve">MaaS · 공유플랫폼 · 자율주행은 5대 요소 중 어디에 속하나? 핵심가치는?</w:t>
+      </w:r>
+    </w:p>
+    <w:p>
+      <w:pPr>
+        <w:spacing w:after="0" w:before="0" w:line="240"/>
+      </w:pPr>
+      <w:r>
+        <w:rPr>
+          <w:rFonts w:ascii="나눔고딕" w:cs="나눔고딕" w:eastAsia="나눔고딕" w:hAnsi="나눔고딕"/>
+          <w:color w:val="9AA7B4"/>
+        </w:rPr>
+        <w:t xml:space="preserve">    답: ________________________________________________</w:t>
+      </w:r>
+    </w:p>
+    <w:p>
+      <w:pPr>
+        <w:spacing w:after="0" w:before="0" w:line="240"/>
+      </w:pPr>
+      <w:r>
+        <w:rPr>
+          <w:rFonts w:ascii="나눔고딕" w:cs="나눔고딕" w:eastAsia="나눔고딕" w:hAnsi="나눔고딕"/>
+          <w:b/>
+          <w:bCs/>
+        </w:rPr>
+        <w:t xml:space="preserve">15. </w:t>
+      </w:r>
+      <w:r>
+        <w:rPr>
+          <w:rFonts w:ascii="나눔고딕" w:cs="나눔고딕" w:eastAsia="나눔고딕" w:hAnsi="나눔고딕"/>
+        </w:rPr>
+        <w:t xml:space="preserve">AI · Data Analytics로 서비스 기록을 모아 「관광정보 공유」를 하는 요소는?</w:t>
+      </w:r>
+    </w:p>
+    <w:p>
+      <w:pPr>
+        <w:spacing w:after="0" w:before="0" w:line="240"/>
+      </w:pPr>
+      <w:r>
+        <w:rPr>
+          <w:rFonts w:ascii="나눔고딕" w:cs="나눔고딕" w:eastAsia="나눔고딕" w:hAnsi="나눔고딕"/>
+          <w:color w:val="9AA7B4"/>
+        </w:rPr>
+        <w:t xml:space="preserve">    답: ________________________________________________</w:t>
+      </w:r>
+    </w:p>
+    <w:p>
+      <w:pPr>
+        <w:spacing w:after="0" w:before="0" w:line="240"/>
+      </w:pPr>
+      <w:r>
+        <w:rPr>
+          <w:rFonts w:ascii="나눔고딕" w:cs="나눔고딕" w:eastAsia="나눔고딕" w:hAnsi="나눔고딕"/>
+          <w:b/>
+          <w:bCs/>
+        </w:rPr>
+        <w:t xml:space="preserve">16. </w:t>
+      </w:r>
+      <w:r>
+        <w:rPr>
+          <w:rFonts w:ascii="나눔고딕" w:cs="나눔고딕" w:eastAsia="나눔고딕" w:hAnsi="나눔고딕"/>
+        </w:rPr>
+        <w:t xml:space="preserve">공유자동차 · 수요대응형 자동차 · 퍼스널 모빌리티는 어떤 교통수단의 예인가?</w:t>
+      </w:r>
+    </w:p>
+    <w:p>
+      <w:pPr>
+        <w:spacing w:after="0" w:before="0" w:line="240"/>
+      </w:pPr>
+      <w:r>
+        <w:rPr>
+          <w:rFonts w:ascii="나눔고딕" w:cs="나눔고딕" w:eastAsia="나눔고딕" w:hAnsi="나눔고딕"/>
+          <w:color w:val="9AA7B4"/>
+        </w:rPr>
+        <w:t xml:space="preserve">    답: ________________________________________________</w:t>
+      </w:r>
+    </w:p>
+    <w:p>
+      <w:pPr>
+        <w:spacing w:after="0" w:before="0" w:line="240"/>
+      </w:pPr>
+      <w:r>
+        <w:rPr>
+          <w:rFonts w:ascii="나눔고딕" w:cs="나눔고딕" w:eastAsia="나눔고딕" w:hAnsi="나눔고딕"/>
+          <w:b/>
+          <w:bCs/>
+          <w:color w:val="2F5148"/>
+          <w:sz w:val="22"/>
+          <w:szCs w:val="22"/>
+        </w:rPr>
+        <w:t xml:space="preserve">C. 측정 — 여덟 요인</w:t>
+      </w:r>
+    </w:p>
+    <w:p>
+      <w:pPr>
+        <w:spacing w:after="0" w:before="0" w:line="240"/>
+      </w:pPr>
+      <w:r>
+        <w:rPr>
+          <w:rFonts w:ascii="나눔고딕" w:cs="나눔고딕" w:eastAsia="나눔고딕" w:hAnsi="나눔고딕"/>
+          <w:b/>
+          <w:bCs/>
+        </w:rPr>
+        <w:t xml:space="preserve">17. </w:t>
+      </w:r>
+      <w:r>
+        <w:rPr>
+          <w:rFonts w:ascii="나눔고딕" w:cs="나눔고딕" w:eastAsia="나눔고딕" w:hAnsi="나눔고딕"/>
+        </w:rPr>
+        <w:t xml:space="preserve">다섯 산업(여행 · 외식 · 컨벤션 · 숙박 · 항공) 모두에 들어 있는 공통 요인 둘은?</w:t>
+      </w:r>
+    </w:p>
+    <w:p>
+      <w:pPr>
+        <w:spacing w:after="0" w:before="0" w:line="240"/>
+      </w:pPr>
+      <w:r>
+        <w:rPr>
+          <w:rFonts w:ascii="나눔고딕" w:cs="나눔고딕" w:eastAsia="나눔고딕" w:hAnsi="나눔고딕"/>
+          <w:color w:val="9AA7B4"/>
+        </w:rPr>
+        <w:t xml:space="preserve">    답: ________________________________________________</w:t>
+      </w:r>
+    </w:p>
+    <w:p>
+      <w:pPr>
+        <w:spacing w:after="0" w:before="0" w:line="240"/>
+      </w:pPr>
+      <w:r>
+        <w:rPr>
+          <w:rFonts w:ascii="나눔고딕" w:cs="나눔고딕" w:eastAsia="나눔고딕" w:hAnsi="나눔고딕"/>
+          <w:b/>
+          <w:bCs/>
+        </w:rPr>
+        <w:t xml:space="preserve">18. </w:t>
+      </w:r>
+      <w:r>
+        <w:rPr>
+          <w:rFonts w:ascii="나눔고딕" w:cs="나눔고딕" w:eastAsia="나눔고딕" w:hAnsi="나눔고딕"/>
+        </w:rPr>
+        <w:t xml:space="preserve">영어와 우리말을 짝지으시오 — Informativeness · Reliability · Personalization · Interactivity</w:t>
+      </w:r>
+    </w:p>
+    <w:p>
+      <w:pPr>
+        <w:spacing w:after="0" w:before="0" w:line="240"/>
+      </w:pPr>
+      <w:r>
+        <w:rPr>
+          <w:rFonts w:ascii="나눔고딕" w:cs="나눔고딕" w:eastAsia="나눔고딕" w:hAnsi="나눔고딕"/>
+          <w:color w:val="9AA7B4"/>
+        </w:rPr>
+        <w:t xml:space="preserve">    답: ________________________________________________</w:t>
+      </w:r>
+    </w:p>
+    <w:p>
+      <w:pPr>
+        <w:spacing w:after="0" w:before="0" w:line="240"/>
+      </w:pPr>
+      <w:r>
+        <w:rPr>
+          <w:rFonts w:ascii="나눔고딕" w:cs="나눔고딕" w:eastAsia="나눔고딕" w:hAnsi="나눔고딕"/>
+          <w:b/>
+          <w:bCs/>
+        </w:rPr>
+        <w:t xml:space="preserve">19. </w:t>
+      </w:r>
+      <w:r>
+        <w:rPr>
+          <w:rFonts w:ascii="나눔고딕" w:cs="나눔고딕" w:eastAsia="나눔고딕" w:hAnsi="나눔고딕"/>
+        </w:rPr>
+        <w:t xml:space="preserve">O/X — 「스마트관광은 첨단기술을 얼마나 보유했는가로 잰다」</w:t>
+      </w:r>
+    </w:p>
+    <w:p>
+      <w:pPr>
+        <w:spacing w:after="0" w:before="0" w:line="240"/>
+      </w:pPr>
+      <w:r>
+        <w:rPr>
+          <w:rFonts w:ascii="나눔고딕" w:cs="나눔고딕" w:eastAsia="나눔고딕" w:hAnsi="나눔고딕"/>
+          <w:color w:val="9AA7B4"/>
+        </w:rPr>
+        <w:t xml:space="preserve">    답: ________________________________________________</w:t>
+      </w:r>
+    </w:p>
+    <w:p>
+      <w:pPr>
+        <w:spacing w:after="0" w:before="0" w:line="240"/>
+      </w:pPr>
+      <w:r>
+        <w:rPr>
+          <w:rFonts w:ascii="나눔고딕" w:cs="나눔고딕" w:eastAsia="나눔고딕" w:hAnsi="나눔고딕"/>
+          <w:b/>
+          <w:bCs/>
+        </w:rPr>
+        <w:t xml:space="preserve">20. </w:t>
+      </w:r>
+      <w:r>
+        <w:rPr>
+          <w:rFonts w:ascii="나눔고딕" w:cs="나눔고딕" w:eastAsia="나눔고딕" w:hAnsi="나눔고딕"/>
+        </w:rPr>
+        <w:t xml:space="preserve">O/X — 「척도개발은 문항을 늘려 빠짐없이 재는 일이다」</w:t>
+      </w:r>
+    </w:p>
+    <w:p>
+      <w:pPr>
+        <w:spacing w:after="0" w:before="0" w:line="240"/>
+      </w:pPr>
+      <w:r>
+        <w:rPr>
+          <w:rFonts w:ascii="나눔고딕" w:cs="나눔고딕" w:eastAsia="나눔고딕" w:hAnsi="나눔고딕"/>
+          <w:color w:val="9AA7B4"/>
+        </w:rPr>
+        <w:t xml:space="preserve">    답: ________________________________________________</w:t>
+      </w:r>
+    </w:p>
+    <w:p>
+      <w:pPr>
+        <w:spacing w:after="0" w:before="0" w:line="240"/>
+      </w:pPr>
+      <w:r>
+        <w:rPr>
+          <w:rFonts w:ascii="나눔고딕" w:cs="나눔고딕" w:eastAsia="나눔고딕" w:hAnsi="나눔고딕"/>
+          <w:b/>
+          <w:bCs/>
+          <w:color w:val="2F5148"/>
+          <w:sz w:val="22"/>
+          <w:szCs w:val="22"/>
+        </w:rPr>
+        <w:t xml:space="preserve">D. 업종별 구성요인</w:t>
+      </w:r>
+    </w:p>
+    <w:p>
+      <w:pPr>
+        <w:spacing w:after="0" w:before="0" w:line="240"/>
+      </w:pPr>
+      <w:r>
+        <w:rPr>
+          <w:rFonts w:ascii="나눔고딕" w:cs="나눔고딕" w:eastAsia="나눔고딕" w:hAnsi="나눔고딕"/>
+          <w:b/>
+          <w:bCs/>
+        </w:rPr>
+        <w:t xml:space="preserve">21. </w:t>
+      </w:r>
+      <w:r>
+        <w:rPr>
+          <w:rFonts w:ascii="나눔고딕" w:cs="나눔고딕" w:eastAsia="나눔고딕" w:hAnsi="나눔고딕"/>
+        </w:rPr>
+        <w:t xml:space="preserve">여행업 · 외식업 · 컨벤션 세 업종의 최종 요인 다섯은?</w:t>
+      </w:r>
+    </w:p>
+    <w:p>
+      <w:pPr>
+        <w:spacing w:after="0" w:before="0" w:line="240"/>
+      </w:pPr>
+      <w:r>
+        <w:rPr>
+          <w:rFonts w:ascii="나눔고딕" w:cs="나눔고딕" w:eastAsia="나눔고딕" w:hAnsi="나눔고딕"/>
+          <w:color w:val="9AA7B4"/>
+        </w:rPr>
+        <w:t xml:space="preserve">    답: ________________________________________________</w:t>
+      </w:r>
+    </w:p>
+    <w:p>
+      <w:pPr>
+        <w:spacing w:after="0" w:before="0" w:line="240"/>
+      </w:pPr>
+      <w:r>
+        <w:rPr>
+          <w:rFonts w:ascii="나눔고딕" w:cs="나눔고딕" w:eastAsia="나눔고딕" w:hAnsi="나눔고딕"/>
+          <w:b/>
+          <w:bCs/>
+        </w:rPr>
+        <w:t xml:space="preserve">22. </w:t>
+      </w:r>
+      <w:r>
+        <w:rPr>
+          <w:rFonts w:ascii="나눔고딕" w:cs="나눔고딕" w:eastAsia="나눔고딕" w:hAnsi="나눔고딕"/>
+        </w:rPr>
+        <w:t xml:space="preserve">숙박업의 최종 구성요소 다섯은?</w:t>
+      </w:r>
+    </w:p>
+    <w:p>
+      <w:pPr>
+        <w:spacing w:after="0" w:before="0" w:line="240"/>
+      </w:pPr>
+      <w:r>
+        <w:rPr>
+          <w:rFonts w:ascii="나눔고딕" w:cs="나눔고딕" w:eastAsia="나눔고딕" w:hAnsi="나눔고딕"/>
+          <w:color w:val="9AA7B4"/>
+        </w:rPr>
+        <w:t xml:space="preserve">    답: ________________________________________________</w:t>
+      </w:r>
+    </w:p>
+    <w:p>
+      <w:pPr>
+        <w:spacing w:after="0" w:before="0" w:line="240"/>
+      </w:pPr>
+      <w:r>
+        <w:rPr>
+          <w:rFonts w:ascii="나눔고딕" w:cs="나눔고딕" w:eastAsia="나눔고딕" w:hAnsi="나눔고딕"/>
+          <w:b/>
+          <w:bCs/>
+        </w:rPr>
+        <w:t xml:space="preserve">23. </w:t>
+      </w:r>
+      <w:r>
+        <w:rPr>
+          <w:rFonts w:ascii="나눔고딕" w:cs="나눔고딕" w:eastAsia="나눔고딕" w:hAnsi="나눔고딕"/>
+        </w:rPr>
+        <w:t xml:space="preserve">항공산업의 구성차원 다섯은?</w:t>
+      </w:r>
+    </w:p>
+    <w:p>
+      <w:pPr>
+        <w:spacing w:after="0" w:before="0" w:line="240"/>
+      </w:pPr>
+      <w:r>
+        <w:rPr>
+          <w:rFonts w:ascii="나눔고딕" w:cs="나눔고딕" w:eastAsia="나눔고딕" w:hAnsi="나눔고딕"/>
+          <w:color w:val="9AA7B4"/>
+        </w:rPr>
+        <w:t xml:space="preserve">    답: ________________________________________________</w:t>
+      </w:r>
+    </w:p>
+    <w:p>
+      <w:pPr>
+        <w:spacing w:after="0" w:before="0" w:line="240"/>
+      </w:pPr>
+      <w:r>
+        <w:rPr>
+          <w:rFonts w:ascii="나눔고딕" w:cs="나눔고딕" w:eastAsia="나눔고딕" w:hAnsi="나눔고딕"/>
+          <w:b/>
+          <w:bCs/>
+        </w:rPr>
+        <w:t xml:space="preserve">24. </w:t>
+      </w:r>
+      <w:r>
+        <w:rPr>
+          <w:rFonts w:ascii="나눔고딕" w:cs="나눔고딕" w:eastAsia="나눔고딕" w:hAnsi="나눔고딕"/>
+        </w:rPr>
+        <w:t xml:space="preserve">기술통합성이 요인으로 들어 있는 업종 셋은?</w:t>
+      </w:r>
+    </w:p>
+    <w:p>
+      <w:pPr>
+        <w:spacing w:after="0" w:before="0" w:line="240"/>
+      </w:pPr>
+      <w:r>
+        <w:rPr>
+          <w:rFonts w:ascii="나눔고딕" w:cs="나눔고딕" w:eastAsia="나눔고딕" w:hAnsi="나눔고딕"/>
+          <w:color w:val="9AA7B4"/>
+        </w:rPr>
+        <w:t xml:space="preserve">    답: ________________________________________________</w:t>
+      </w:r>
+    </w:p>
+    <w:p>
+      <w:pPr>
+        <w:spacing w:after="0" w:before="0" w:line="240"/>
+      </w:pPr>
+      <w:r>
+        <w:rPr>
+          <w:rFonts w:ascii="나눔고딕" w:cs="나눔고딕" w:eastAsia="나눔고딕" w:hAnsi="나눔고딕"/>
+          <w:b/>
+          <w:bCs/>
+        </w:rPr>
+        <w:t xml:space="preserve">25. </w:t>
+      </w:r>
+      <w:r>
+        <w:rPr>
+          <w:rFonts w:ascii="나눔고딕" w:cs="나눔고딕" w:eastAsia="나눔고딕" w:hAnsi="나눔고딕"/>
+        </w:rPr>
+        <w:t xml:space="preserve">다섯 업종 가운데 정보성이 요인에 없는 업종은?</w:t>
+      </w:r>
+    </w:p>
+    <w:p>
+      <w:pPr>
+        <w:spacing w:after="0" w:before="0" w:line="240"/>
+      </w:pPr>
+      <w:r>
+        <w:rPr>
+          <w:rFonts w:ascii="나눔고딕" w:cs="나눔고딕" w:eastAsia="나눔고딕" w:hAnsi="나눔고딕"/>
+          <w:color w:val="9AA7B4"/>
+        </w:rPr>
+        <w:t xml:space="preserve">    답: ________________________________________________</w:t>
+      </w:r>
+    </w:p>
+    <w:p>
+      <w:pPr>
+        <w:spacing w:after="0" w:before="0" w:line="240"/>
+      </w:pPr>
+      <w:r>
+        <w:rPr>
+          <w:rFonts w:ascii="나눔고딕" w:cs="나눔고딕" w:eastAsia="나눔고딕" w:hAnsi="나눔고딕"/>
+          <w:b/>
+          <w:bCs/>
+        </w:rPr>
+        <w:t xml:space="preserve">26. </w:t>
+      </w:r>
+      <w:r>
+        <w:rPr>
+          <w:rFonts w:ascii="나눔고딕" w:cs="나눔고딕" w:eastAsia="나눔고딕" w:hAnsi="나눔고딕"/>
+        </w:rPr>
+        <w:t xml:space="preserve">개인화 · 상호작용성이 요인으로 들어 있는 업종 둘은?</w:t>
+      </w:r>
+    </w:p>
+    <w:p>
+      <w:pPr>
+        <w:spacing w:after="0" w:before="0" w:line="240"/>
+      </w:pPr>
+      <w:r>
+        <w:rPr>
+          <w:rFonts w:ascii="나눔고딕" w:cs="나눔고딕" w:eastAsia="나눔고딕" w:hAnsi="나눔고딕"/>
+          <w:color w:val="9AA7B4"/>
+        </w:rPr>
+        <w:t xml:space="preserve">    답: ________________________________________________</w:t>
+      </w:r>
+    </w:p>
+    <w:p>
+      <w:pPr>
+        <w:spacing w:after="0" w:before="0" w:line="240"/>
+      </w:pPr>
+      <w:r>
+        <w:rPr>
+          <w:rFonts w:ascii="나눔고딕" w:cs="나눔고딕" w:eastAsia="나눔고딕" w:hAnsi="나눔고딕"/>
+          <w:b/>
+          <w:bCs/>
+        </w:rPr>
+        <w:t xml:space="preserve">27. </w:t>
+      </w:r>
+      <w:r>
+        <w:rPr>
+          <w:rFonts w:ascii="나눔고딕" w:cs="나눔고딕" w:eastAsia="나눔고딕" w:hAnsi="나눔고딕"/>
+        </w:rPr>
+        <w:t xml:space="preserve">보안성이 독립 요인으로 나온 유일한 업종은?</w:t>
+      </w:r>
+    </w:p>
+    <w:p>
+      <w:pPr>
+        <w:spacing w:after="0" w:before="0" w:line="240"/>
+      </w:pPr>
+      <w:r>
+        <w:rPr>
+          <w:rFonts w:ascii="나눔고딕" w:cs="나눔고딕" w:eastAsia="나눔고딕" w:hAnsi="나눔고딕"/>
+          <w:color w:val="9AA7B4"/>
+        </w:rPr>
+        <w:t xml:space="preserve">    답: ________________________________________________</w:t>
+      </w:r>
+    </w:p>
+    <w:p>
+      <w:pPr>
+        <w:spacing w:after="0" w:before="0" w:line="240"/>
+      </w:pPr>
+      <w:r>
+        <w:rPr>
+          <w:rFonts w:ascii="나눔고딕" w:cs="나눔고딕" w:eastAsia="나눔고딕" w:hAnsi="나눔고딕"/>
+          <w:b/>
+          <w:bCs/>
+        </w:rPr>
+        <w:t xml:space="preserve">28. </w:t>
+      </w:r>
+      <w:r>
+        <w:rPr>
+          <w:rFonts w:ascii="나눔고딕" w:cs="나눔고딕" w:eastAsia="나눔고딕" w:hAnsi="나눔고딕"/>
+        </w:rPr>
+        <w:t xml:space="preserve">여행업에서 문항이 셋씩 빠진 두 요인은?</w:t>
+      </w:r>
+    </w:p>
+    <w:p>
+      <w:pPr>
+        <w:spacing w:after="0" w:before="0" w:line="240"/>
+      </w:pPr>
+      <w:r>
+        <w:rPr>
+          <w:rFonts w:ascii="나눔고딕" w:cs="나눔고딕" w:eastAsia="나눔고딕" w:hAnsi="나눔고딕"/>
+          <w:color w:val="9AA7B4"/>
+        </w:rPr>
+        <w:t xml:space="preserve">    답: ________________________________________________</w:t>
+      </w:r>
+    </w:p>
+    <w:p>
+      <w:pPr>
+        <w:spacing w:after="0" w:before="0" w:line="240"/>
+      </w:pPr>
+      <w:r>
+        <w:rPr>
+          <w:rFonts w:ascii="나눔고딕" w:cs="나눔고딕" w:eastAsia="나눔고딕" w:hAnsi="나눔고딕"/>
+          <w:b/>
+          <w:bCs/>
+        </w:rPr>
+        <w:t xml:space="preserve">29. </w:t>
+      </w:r>
+      <w:r>
+        <w:rPr>
+          <w:rFonts w:ascii="나눔고딕" w:cs="나눔고딕" w:eastAsia="나눔고딕" w:hAnsi="나눔고딕"/>
+        </w:rPr>
+        <w:t xml:space="preserve">외식업에서 「AR · VR로 메뉴의 맛을 짐작」 문항이 빠진 이유는?</w:t>
+      </w:r>
+    </w:p>
+    <w:p>
+      <w:pPr>
+        <w:spacing w:after="0" w:before="0" w:line="240"/>
+      </w:pPr>
+      <w:r>
+        <w:rPr>
+          <w:rFonts w:ascii="나눔고딕" w:cs="나눔고딕" w:eastAsia="나눔고딕" w:hAnsi="나눔고딕"/>
+          <w:color w:val="9AA7B4"/>
+        </w:rPr>
+        <w:t xml:space="preserve">    답: ________________________________________________</w:t>
+      </w:r>
+    </w:p>
+    <w:p>
+      <w:pPr>
+        <w:spacing w:after="0" w:before="0" w:line="240"/>
+      </w:pPr>
+      <w:r>
+        <w:rPr>
+          <w:rFonts w:ascii="나눔고딕" w:cs="나눔고딕" w:eastAsia="나눔고딕" w:hAnsi="나눔고딕"/>
+          <w:b/>
+          <w:bCs/>
+        </w:rPr>
+        <w:t xml:space="preserve">30. </w:t>
+      </w:r>
+      <w:r>
+        <w:rPr>
+          <w:rFonts w:ascii="나눔고딕" w:cs="나눔고딕" w:eastAsia="나눔고딕" w:hAnsi="나눔고딕"/>
+        </w:rPr>
+        <w:t xml:space="preserve">컨벤션 신뢰성에서 빠지고, 여행업 · 외식업 신뢰성에는 남은 문항 내용 둘은?</w:t>
+      </w:r>
+    </w:p>
+    <w:p>
+      <w:pPr>
+        <w:spacing w:after="0" w:before="0" w:line="240"/>
+      </w:pPr>
+      <w:r>
+        <w:rPr>
+          <w:rFonts w:ascii="나눔고딕" w:cs="나눔고딕" w:eastAsia="나눔고딕" w:hAnsi="나눔고딕"/>
+          <w:color w:val="9AA7B4"/>
+        </w:rPr>
+        <w:t xml:space="preserve">    답: ________________________________________________</w:t>
+      </w:r>
+    </w:p>
+    <w:p>
+      <w:pPr>
+        <w:spacing w:after="0" w:before="0" w:line="240"/>
+      </w:pPr>
+      <w:r>
+        <w:rPr>
+          <w:rFonts w:ascii="나눔고딕" w:cs="나눔고딕" w:eastAsia="나눔고딕" w:hAnsi="나눔고딕"/>
+          <w:b/>
+          <w:bCs/>
+        </w:rPr>
+        <w:t xml:space="preserve">31. </w:t>
+      </w:r>
+      <w:r>
+        <w:rPr>
+          <w:rFonts w:ascii="나눔고딕" w:cs="나눔고딕" w:eastAsia="나눔고딕" w:hAnsi="나눔고딕"/>
+        </w:rPr>
+        <w:t xml:space="preserve">숙박업 키워드 분석에서 빈도가 가장 높았던 구성요소는?</w:t>
+      </w:r>
+    </w:p>
+    <w:p>
+      <w:pPr>
+        <w:spacing w:after="0" w:before="0" w:line="240"/>
+      </w:pPr>
+      <w:r>
+        <w:rPr>
+          <w:rFonts w:ascii="나눔고딕" w:cs="나눔고딕" w:eastAsia="나눔고딕" w:hAnsi="나눔고딕"/>
+          <w:color w:val="9AA7B4"/>
+        </w:rPr>
+        <w:t xml:space="preserve">    답: ________________________________________________</w:t>
+      </w:r>
+    </w:p>
+    <w:p>
+      <w:pPr>
+        <w:spacing w:after="0" w:before="0" w:line="240"/>
+      </w:pPr>
+      <w:r>
+        <w:rPr>
+          <w:rFonts w:ascii="나눔고딕" w:cs="나눔고딕" w:eastAsia="나눔고딕" w:hAnsi="나눔고딕"/>
+          <w:b/>
+          <w:bCs/>
+        </w:rPr>
+        <w:t xml:space="preserve">32. </w:t>
+      </w:r>
+      <w:r>
+        <w:rPr>
+          <w:rFonts w:ascii="나눔고딕" w:cs="나눔고딕" w:eastAsia="나눔고딕" w:hAnsi="나눔고딕"/>
+        </w:rPr>
+        <w:t xml:space="preserve">숙박업에서 빠진 구성요소 셋은? 그중 빈도가 가장 낮았던 것은?</w:t>
+      </w:r>
+    </w:p>
+    <w:p>
+      <w:pPr>
+        <w:spacing w:after="0" w:before="0" w:line="240"/>
+      </w:pPr>
+      <w:r>
+        <w:rPr>
+          <w:rFonts w:ascii="나눔고딕" w:cs="나눔고딕" w:eastAsia="나눔고딕" w:hAnsi="나눔고딕"/>
+          <w:color w:val="9AA7B4"/>
+        </w:rPr>
+        <w:t xml:space="preserve">    답: ________________________________________________</w:t>
+      </w:r>
+    </w:p>
+    <w:p>
+      <w:pPr>
+        <w:spacing w:after="0" w:before="0" w:line="240"/>
+      </w:pPr>
+      <w:r>
+        <w:rPr>
+          <w:rFonts w:ascii="나눔고딕" w:cs="나눔고딕" w:eastAsia="나눔고딕" w:hAnsi="나눔고딕"/>
+          <w:b/>
+          <w:bCs/>
+        </w:rPr>
+        <w:t xml:space="preserve">33. </w:t>
+      </w:r>
+      <w:r>
+        <w:rPr>
+          <w:rFonts w:ascii="나눔고딕" w:cs="나눔고딕" w:eastAsia="나눔고딕" w:hAnsi="나눔고딕"/>
+        </w:rPr>
+        <w:t xml:space="preserve">O/X — 「같은 스마트관광이므로 업종이 달라도 하나의 척도로 재면 된다」</w:t>
+      </w:r>
+    </w:p>
+    <w:p>
+      <w:pPr>
+        <w:spacing w:after="0" w:before="0" w:line="240"/>
+      </w:pPr>
+      <w:r>
+        <w:rPr>
+          <w:rFonts w:ascii="나눔고딕" w:cs="나눔고딕" w:eastAsia="나눔고딕" w:hAnsi="나눔고딕"/>
+          <w:color w:val="9AA7B4"/>
+        </w:rPr>
+        <w:t xml:space="preserve">    답: ________________________________________________</w:t>
+      </w:r>
+    </w:p>
+    <w:p>
+      <w:pPr>
+        <w:spacing w:after="0" w:before="0" w:line="240"/>
+      </w:pPr>
+      <w:r>
+        <w:rPr>
+          <w:rFonts w:ascii="나눔고딕" w:cs="나눔고딕" w:eastAsia="나눔고딕" w:hAnsi="나눔고딕"/>
+          <w:b/>
+          <w:bCs/>
+          <w:color w:val="2F5148"/>
+          <w:sz w:val="22"/>
+          <w:szCs w:val="22"/>
+        </w:rPr>
+        <w:t xml:space="preserve">E. 수용 — 기술수용 이론</w:t>
+      </w:r>
+    </w:p>
+    <w:p>
+      <w:pPr>
+        <w:spacing w:after="0" w:before="0" w:line="240"/>
+      </w:pPr>
+      <w:r>
+        <w:rPr>
+          <w:rFonts w:ascii="나눔고딕" w:cs="나눔고딕" w:eastAsia="나눔고딕" w:hAnsi="나눔고딕"/>
+          <w:b/>
+          <w:bCs/>
+        </w:rPr>
+        <w:t xml:space="preserve">34. </w:t>
+      </w:r>
+      <w:r>
+        <w:rPr>
+          <w:rFonts w:ascii="나눔고딕" w:cs="나눔고딕" w:eastAsia="나눔고딕" w:hAnsi="나눔고딕"/>
+        </w:rPr>
+        <w:t xml:space="preserve">기술수용모델(TAM)의 두 핵심 변수는?</w:t>
+      </w:r>
+    </w:p>
+    <w:p>
+      <w:pPr>
+        <w:spacing w:after="0" w:before="0" w:line="240"/>
+      </w:pPr>
+      <w:r>
+        <w:rPr>
+          <w:rFonts w:ascii="나눔고딕" w:cs="나눔고딕" w:eastAsia="나눔고딕" w:hAnsi="나눔고딕"/>
+          <w:color w:val="9AA7B4"/>
+        </w:rPr>
+        <w:t xml:space="preserve">    답: ________________________________________________</w:t>
+      </w:r>
+    </w:p>
+    <w:p>
+      <w:pPr>
+        <w:spacing w:after="0" w:before="0" w:line="240"/>
+      </w:pPr>
+      <w:r>
+        <w:rPr>
+          <w:rFonts w:ascii="나눔고딕" w:cs="나눔고딕" w:eastAsia="나눔고딕" w:hAnsi="나눔고딕"/>
+          <w:b/>
+          <w:bCs/>
+        </w:rPr>
+        <w:t xml:space="preserve">35. </w:t>
+      </w:r>
+      <w:r>
+        <w:rPr>
+          <w:rFonts w:ascii="나눔고딕" w:cs="나눔고딕" w:eastAsia="나눔고딕" w:hAnsi="나눔고딕"/>
+        </w:rPr>
+        <w:t xml:space="preserve">기술수용 이론을 읽는 순서는?</w:t>
+      </w:r>
+    </w:p>
+    <w:p>
+      <w:pPr>
+        <w:spacing w:after="0" w:before="0" w:line="240"/>
+      </w:pPr>
+      <w:r>
+        <w:rPr>
+          <w:rFonts w:ascii="나눔고딕" w:cs="나눔고딕" w:eastAsia="나눔고딕" w:hAnsi="나눔고딕"/>
+          <w:color w:val="9AA7B4"/>
+        </w:rPr>
+        <w:t xml:space="preserve">    답: ________________________________________________</w:t>
+      </w:r>
+    </w:p>
+    <w:p>
+      <w:pPr>
+        <w:pageBreakBefore/>
+        <w:spacing w:after="0" w:before="0" w:line="240"/>
+      </w:pPr>
+      <w:r>
+        <w:rPr>
+          <w:rFonts w:ascii="나눔고딕" w:cs="나눔고딕" w:eastAsia="나눔고딕" w:hAnsi="나눔고딕"/>
+          <w:b/>
+          <w:bCs/>
+          <w:color w:val="B00020"/>
+          <w:sz w:val="28"/>
+          <w:szCs w:val="28"/>
+        </w:rPr>
+        <w:t xml:space="preserve">정답</w:t>
+      </w:r>
+    </w:p>
+    <w:p>
+      <w:pPr>
+        <w:pBdr>
+          <w:bottom w:val="single" w:color="9FB4CC" w:sz="6" w:space="1"/>
+        </w:pBdr>
+        <w:spacing w:after="0" w:before="0" w:line="240"/>
+      </w:pPr>
+    </w:p>
+    <w:p>
+      <w:pPr>
+        <w:spacing w:after="0" w:before="0" w:line="240"/>
+      </w:pPr>
+      <w:r>
+        <w:rPr>
+          <w:rFonts w:ascii="나눔고딕" w:cs="나눔고딕" w:eastAsia="나눔고딕" w:hAnsi="나눔고딕"/>
+        </w:rPr>
+        <w:t xml:space="preserve"/>
+      </w:r>
+    </w:p>
+    <w:p>
+      <w:pPr>
+        <w:spacing w:after="0" w:before="0" w:line="240"/>
+      </w:pPr>
+      <w:r>
+        <w:rPr>
+          <w:rFonts w:ascii="나눔고딕" w:cs="나눔고딕" w:eastAsia="나눔고딕" w:hAnsi="나눔고딕"/>
+          <w:b/>
+          <w:bCs/>
+          <w:color w:val="2F5148"/>
+          <w:sz w:val="20"/>
+          <w:szCs w:val="20"/>
+        </w:rPr>
+        <w:t xml:space="preserve">A. 개념 — 스마트 관광이란</w:t>
+      </w:r>
+    </w:p>
+    <w:p>
+      <w:pPr>
+        <w:spacing w:after="0" w:before="0" w:line="240"/>
+      </w:pPr>
+      <w:r>
+        <w:rPr>
+          <w:rFonts w:ascii="나눔고딕" w:cs="나눔고딕" w:eastAsia="나눔고딕" w:hAnsi="나눔고딕"/>
+          <w:b/>
+          <w:bCs/>
+        </w:rPr>
+        <w:t xml:space="preserve">1. </w:t>
+      </w:r>
+      <w:r>
+        <w:rPr>
+          <w:rFonts w:ascii="나눔고딕" w:cs="나눔고딕" w:eastAsia="나눔고딕" w:hAnsi="나눔고딕"/>
+        </w:rPr>
+        <w:t xml:space="preserve">ICT로 관광 자원 · 서비스 · 경험을 데이터로 잇고, 그 데이터로 더 나은 여행을 설계하는 관광</w:t>
+      </w:r>
+    </w:p>
+    <w:p>
+      <w:pPr>
+        <w:spacing w:after="0" w:before="0" w:line="240"/>
+      </w:pPr>
+      <w:r>
+        <w:rPr>
+          <w:rFonts w:ascii="나눔고딕" w:cs="나눔고딕" w:eastAsia="나눔고딕" w:hAnsi="나눔고딕"/>
+          <w:b/>
+          <w:bCs/>
+        </w:rPr>
+        <w:t xml:space="preserve">2. </w:t>
+      </w:r>
+      <w:r>
+        <w:rPr>
+          <w:rFonts w:ascii="나눔고딕" w:cs="나눔고딕" w:eastAsia="나눔고딕" w:hAnsi="나눔고딕"/>
+        </w:rPr>
+        <w:t xml:space="preserve">X. 기술과 혁신으로 도시의 관광 전체를 더 지속가능하고 · 접근 가능하고 · 효율적으로 관리하는 것</w:t>
+      </w:r>
+    </w:p>
+    <w:p>
+      <w:pPr>
+        <w:spacing w:after="0" w:before="0" w:line="240"/>
+      </w:pPr>
+      <w:r>
+        <w:rPr>
+          <w:rFonts w:ascii="나눔고딕" w:cs="나눔고딕" w:eastAsia="나눔고딕" w:hAnsi="나눔고딕"/>
+          <w:b/>
+          <w:bCs/>
+        </w:rPr>
+        <w:t xml:space="preserve">3. </w:t>
+      </w:r>
+      <w:r>
+        <w:rPr>
+          <w:rFonts w:ascii="나눔고딕" w:cs="나눔고딕" w:eastAsia="나눔고딕" w:hAnsi="나눔고딕"/>
+        </w:rPr>
+        <w:t xml:space="preserve">전자관광(e-Tourism)은 인터넷으로 정보를 찾고 예약 · 결제하는 「거래의 디지털화」(예: 호텔 온라인 예약)로 한 번의 거래에서 끝난다. 스마트 관광은 센서 · 모바일 · AI가 혼잡도 · 날씨 같은 상황을 실시간으로 읽고, 그 데이터로 추천 · 안내 · 도시 운영까지 계속 반응하는 「데이터로 움직이는 관광지 전체의 관리」다(예: 혼잡한 해변 대신 다른 곳 추천, 외국인에게 즉시 번역 제공). 범위(거래 ↔ 목적지 전체)와 방식(정적 정보 제공 ↔ 실시간 데이터 반응)이 다르다.</w:t>
+      </w:r>
+    </w:p>
+    <w:p>
+      <w:pPr>
+        <w:spacing w:after="0" w:before="0" w:line="240"/>
+      </w:pPr>
+      <w:r>
+        <w:rPr>
+          <w:rFonts w:ascii="나눔고딕" w:cs="나눔고딕" w:eastAsia="나눔고딕" w:hAnsi="나눔고딕"/>
+          <w:b/>
+          <w:bCs/>
+        </w:rPr>
+        <w:t xml:space="preserve">4. </w:t>
+      </w:r>
+      <w:r>
+        <w:rPr>
+          <w:rFonts w:ascii="나눔고딕" w:cs="나눔고딕" w:eastAsia="나눔고딕" w:hAnsi="나눔고딕"/>
+        </w:rPr>
+        <w:t xml:space="preserve">스마트 거버넌스</w:t>
+      </w:r>
+    </w:p>
+    <w:p>
+      <w:pPr>
+        <w:spacing w:after="0" w:before="0" w:line="240"/>
+      </w:pPr>
+      <w:r>
+        <w:rPr>
+          <w:rFonts w:ascii="나눔고딕" w:cs="나눔고딕" w:eastAsia="나눔고딕" w:hAnsi="나눔고딕"/>
+          <w:b/>
+          <w:bCs/>
+        </w:rPr>
+        <w:t xml:space="preserve">5. </w:t>
+      </w:r>
+      <w:r>
+        <w:rPr>
+          <w:rFonts w:ascii="나눔고딕" w:cs="나눔고딕" w:eastAsia="나눔고딕" w:hAnsi="나눔고딕"/>
+        </w:rPr>
+        <w:t xml:space="preserve">스마트 비즈니스</w:t>
+      </w:r>
+    </w:p>
+    <w:p>
+      <w:pPr>
+        <w:spacing w:after="0" w:before="0" w:line="240"/>
+      </w:pPr>
+      <w:r>
+        <w:rPr>
+          <w:rFonts w:ascii="나눔고딕" w:cs="나눔고딕" w:eastAsia="나눔고딕" w:hAnsi="나눔고딕"/>
+          <w:b/>
+          <w:bCs/>
+        </w:rPr>
+        <w:t xml:space="preserve">6. </w:t>
+      </w:r>
+      <w:r>
+        <w:rPr>
+          <w:rFonts w:ascii="나눔고딕" w:cs="나눔고딕" w:eastAsia="나눔고딕" w:hAnsi="나눔고딕"/>
+        </w:rPr>
+        <w:t xml:space="preserve">여행 전 → 이동 중 → 여행 중 → 여행 후. 여행 후 데이터가 다시 여행 전으로 돌아가는 고리(loop)</w:t>
+      </w:r>
+    </w:p>
+    <w:p>
+      <w:pPr>
+        <w:spacing w:after="0" w:before="0" w:line="240"/>
+      </w:pPr>
+      <w:r>
+        <w:rPr>
+          <w:rFonts w:ascii="나눔고딕" w:cs="나눔고딕" w:eastAsia="나눔고딕" w:hAnsi="나눔고딕"/>
+          <w:b/>
+          <w:bCs/>
+        </w:rPr>
+        <w:t xml:space="preserve">7. </w:t>
+      </w:r>
+      <w:r>
+        <w:rPr>
+          <w:rFonts w:ascii="나눔고딕" w:cs="나눔고딕" w:eastAsia="나눔고딕" w:hAnsi="나눔고딕"/>
+        </w:rPr>
+        <w:t xml:space="preserve">사물인터넷(IoT)</w:t>
+      </w:r>
+    </w:p>
+    <w:p>
+      <w:pPr>
+        <w:spacing w:after="0" w:before="0" w:line="240"/>
+      </w:pPr>
+      <w:r>
+        <w:rPr>
+          <w:rFonts w:ascii="나눔고딕" w:cs="나눔고딕" w:eastAsia="나눔고딕" w:hAnsi="나눔고딕"/>
+          <w:b/>
+          <w:bCs/>
+        </w:rPr>
+        <w:t xml:space="preserve">8. </w:t>
+      </w:r>
+      <w:r>
+        <w:rPr>
+          <w:rFonts w:ascii="나눔고딕" w:cs="나눔고딕" w:eastAsia="나눔고딕" w:hAnsi="나눔고딕"/>
+        </w:rPr>
+        <w:t xml:space="preserve">접근성(Accessibility) · 지속가능성(Sustainability) · 디지털화(Digitalisation) · 문화유산과 창의성(Cultural heritage &amp; creativity). 이 네 부문으로 도시의 신청서를 평가하며, 「기술(디지털화)은 넷 중 하나일 뿐」이고 특히 접근성을 앞세우는 것이 특징이다.</w:t>
+      </w:r>
+    </w:p>
+    <w:p>
+      <w:pPr>
+        <w:spacing w:after="0" w:before="0" w:line="240"/>
+      </w:pPr>
+      <w:r>
+        <w:rPr>
+          <w:rFonts w:ascii="나눔고딕" w:cs="나눔고딕" w:eastAsia="나눔고딕" w:hAnsi="나눔고딕"/>
+        </w:rPr>
+        <w:t xml:space="preserve"/>
+      </w:r>
+    </w:p>
+    <w:p>
+      <w:pPr>
+        <w:spacing w:after="0" w:before="0" w:line="240"/>
+      </w:pPr>
+      <w:r>
+        <w:rPr>
+          <w:rFonts w:ascii="나눔고딕" w:cs="나눔고딕" w:eastAsia="나눔고딕" w:hAnsi="나눔고딕"/>
+          <w:b/>
+          <w:bCs/>
+          <w:color w:val="2F5148"/>
+          <w:sz w:val="20"/>
+          <w:szCs w:val="20"/>
+        </w:rPr>
+        <w:t xml:space="preserve">B. 도시 — 스마트관광 5대 요소(한국관광공사, 2020)</w:t>
+      </w:r>
+    </w:p>
+    <w:p>
+      <w:pPr>
+        <w:spacing w:after="0" w:before="0" w:line="240"/>
+      </w:pPr>
+      <w:r>
+        <w:rPr>
+          <w:rFonts w:ascii="나눔고딕" w:cs="나눔고딕" w:eastAsia="나눔고딕" w:hAnsi="나눔고딕"/>
+          <w:b/>
+          <w:bCs/>
+        </w:rPr>
+        <w:t xml:space="preserve">9. </w:t>
+      </w:r>
+      <w:r>
+        <w:rPr>
+          <w:rFonts w:ascii="나눔고딕" w:cs="나눔고딕" w:eastAsia="나눔고딕" w:hAnsi="나눔고딕"/>
+        </w:rPr>
+        <w:t xml:space="preserve">스마트 경험 · 스마트 편의 · 스마트 서비스 · 스마트 모빌리티 · 스마트 플랫폼</w:t>
+      </w:r>
+    </w:p>
+    <w:p>
+      <w:pPr>
+        <w:spacing w:after="0" w:before="0" w:line="240"/>
+      </w:pPr>
+      <w:r>
+        <w:rPr>
+          <w:rFonts w:ascii="나눔고딕" w:cs="나눔고딕" w:eastAsia="나눔고딕" w:hAnsi="나눔고딕"/>
+          <w:b/>
+          <w:bCs/>
+        </w:rPr>
+        <w:t xml:space="preserve">10. </w:t>
+      </w:r>
+      <w:r>
+        <w:rPr>
+          <w:rFonts w:ascii="나눔고딕" w:cs="나눔고딕" w:eastAsia="나눔고딕" w:hAnsi="나눔고딕"/>
+        </w:rPr>
+        <w:t xml:space="preserve">경험 = 관광콘텐츠 · 편의 = 관광인프라 · 서비스 = 관광지원서비스 · 모빌리티 = 관광교통 · 플랫폼 = 관광정보</w:t>
+      </w:r>
+    </w:p>
+    <w:p>
+      <w:pPr>
+        <w:spacing w:after="0" w:before="0" w:line="240"/>
+      </w:pPr>
+      <w:r>
+        <w:rPr>
+          <w:rFonts w:ascii="나눔고딕" w:cs="나눔고딕" w:eastAsia="나눔고딕" w:hAnsi="나눔고딕"/>
+          <w:b/>
+          <w:bCs/>
+        </w:rPr>
+        <w:t xml:space="preserve">11. </w:t>
+      </w:r>
+      <w:r>
+        <w:rPr>
+          <w:rFonts w:ascii="나눔고딕" w:cs="나눔고딕" w:eastAsia="나눔고딕" w:hAnsi="나눔고딕"/>
+        </w:rPr>
+        <w:t xml:space="preserve">스마트 경험</w:t>
+      </w:r>
+    </w:p>
+    <w:p>
+      <w:pPr>
+        <w:spacing w:after="0" w:before="0" w:line="240"/>
+      </w:pPr>
+      <w:r>
+        <w:rPr>
+          <w:rFonts w:ascii="나눔고딕" w:cs="나눔고딕" w:eastAsia="나눔고딕" w:hAnsi="나눔고딕"/>
+          <w:b/>
+          <w:bCs/>
+        </w:rPr>
+        <w:t xml:space="preserve">12. </w:t>
+      </w:r>
+      <w:r>
+        <w:rPr>
+          <w:rFonts w:ascii="나눔고딕" w:cs="나눔고딕" w:eastAsia="나눔고딕" w:hAnsi="나눔고딕"/>
+        </w:rPr>
+        <w:t xml:space="preserve">스마트 편의 — 관광일정 관리</w:t>
+      </w:r>
+    </w:p>
+    <w:p>
+      <w:pPr>
+        <w:spacing w:after="0" w:before="0" w:line="240"/>
+      </w:pPr>
+      <w:r>
+        <w:rPr>
+          <w:rFonts w:ascii="나눔고딕" w:cs="나눔고딕" w:eastAsia="나눔고딕" w:hAnsi="나눔고딕"/>
+          <w:b/>
+          <w:bCs/>
+        </w:rPr>
+        <w:t xml:space="preserve">13. </w:t>
+      </w:r>
+      <w:r>
+        <w:rPr>
+          <w:rFonts w:ascii="나눔고딕" w:cs="나눔고딕" w:eastAsia="나눔고딕" w:hAnsi="나눔고딕"/>
+        </w:rPr>
+        <w:t xml:space="preserve">스마트 서비스 — 관광품질 개선</w:t>
+      </w:r>
+    </w:p>
+    <w:p>
+      <w:pPr>
+        <w:spacing w:after="0" w:before="0" w:line="240"/>
+      </w:pPr>
+      <w:r>
+        <w:rPr>
+          <w:rFonts w:ascii="나눔고딕" w:cs="나눔고딕" w:eastAsia="나눔고딕" w:hAnsi="나눔고딕"/>
+          <w:b/>
+          <w:bCs/>
+        </w:rPr>
+        <w:t xml:space="preserve">14. </w:t>
+      </w:r>
+      <w:r>
+        <w:rPr>
+          <w:rFonts w:ascii="나눔고딕" w:cs="나눔고딕" w:eastAsia="나눔고딕" w:hAnsi="나눔고딕"/>
+        </w:rPr>
+        <w:t xml:space="preserve">스마트 모빌리티 — 방문범위 확대</w:t>
+      </w:r>
+    </w:p>
+    <w:p>
+      <w:pPr>
+        <w:spacing w:after="0" w:before="0" w:line="240"/>
+      </w:pPr>
+      <w:r>
+        <w:rPr>
+          <w:rFonts w:ascii="나눔고딕" w:cs="나눔고딕" w:eastAsia="나눔고딕" w:hAnsi="나눔고딕"/>
+          <w:b/>
+          <w:bCs/>
+        </w:rPr>
+        <w:t xml:space="preserve">15. </w:t>
+      </w:r>
+      <w:r>
+        <w:rPr>
+          <w:rFonts w:ascii="나눔고딕" w:cs="나눔고딕" w:eastAsia="나눔고딕" w:hAnsi="나눔고딕"/>
+        </w:rPr>
+        <w:t xml:space="preserve">스마트 플랫폼</w:t>
+      </w:r>
+    </w:p>
+    <w:p>
+      <w:pPr>
+        <w:spacing w:after="0" w:before="0" w:line="240"/>
+      </w:pPr>
+      <w:r>
+        <w:rPr>
+          <w:rFonts w:ascii="나눔고딕" w:cs="나눔고딕" w:eastAsia="나눔고딕" w:hAnsi="나눔고딕"/>
+          <w:b/>
+          <w:bCs/>
+        </w:rPr>
+        <w:t xml:space="preserve">16. </w:t>
+      </w:r>
+      <w:r>
+        <w:rPr>
+          <w:rFonts w:ascii="나눔고딕" w:cs="나눔고딕" w:eastAsia="나눔고딕" w:hAnsi="나눔고딕"/>
+        </w:rPr>
+        <w:t xml:space="preserve">2차 교통수단(스마트 모빌리티)</w:t>
+      </w:r>
+    </w:p>
+    <w:p>
+      <w:pPr>
+        <w:spacing w:after="0" w:before="0" w:line="240"/>
+      </w:pPr>
+      <w:r>
+        <w:rPr>
+          <w:rFonts w:ascii="나눔고딕" w:cs="나눔고딕" w:eastAsia="나눔고딕" w:hAnsi="나눔고딕"/>
+        </w:rPr>
+        <w:t xml:space="preserve"/>
+      </w:r>
+    </w:p>
+    <w:p>
+      <w:pPr>
+        <w:spacing w:after="0" w:before="0" w:line="240"/>
+      </w:pPr>
+      <w:r>
+        <w:rPr>
+          <w:rFonts w:ascii="나눔고딕" w:cs="나눔고딕" w:eastAsia="나눔고딕" w:hAnsi="나눔고딕"/>
+          <w:b/>
+          <w:bCs/>
+          <w:color w:val="2F5148"/>
+          <w:sz w:val="20"/>
+          <w:szCs w:val="20"/>
+        </w:rPr>
+        <w:t xml:space="preserve">C. 측정 — 여덟 요인</w:t>
+      </w:r>
+    </w:p>
+    <w:p>
+      <w:pPr>
+        <w:spacing w:after="0" w:before="0" w:line="240"/>
+      </w:pPr>
+      <w:r>
+        <w:rPr>
+          <w:rFonts w:ascii="나눔고딕" w:cs="나눔고딕" w:eastAsia="나눔고딕" w:hAnsi="나눔고딕"/>
+          <w:b/>
+          <w:bCs/>
+        </w:rPr>
+        <w:t xml:space="preserve">17. </w:t>
+      </w:r>
+      <w:r>
+        <w:rPr>
+          <w:rFonts w:ascii="나눔고딕" w:cs="나눔고딕" w:eastAsia="나눔고딕" w:hAnsi="나눔고딕"/>
+        </w:rPr>
+        <w:t xml:space="preserve">편의성 · 스마트인프라</w:t>
+      </w:r>
+    </w:p>
+    <w:p>
+      <w:pPr>
+        <w:spacing w:after="0" w:before="0" w:line="240"/>
+      </w:pPr>
+      <w:r>
+        <w:rPr>
+          <w:rFonts w:ascii="나눔고딕" w:cs="나눔고딕" w:eastAsia="나눔고딕" w:hAnsi="나눔고딕"/>
+          <w:b/>
+          <w:bCs/>
+        </w:rPr>
+        <w:t xml:space="preserve">18. </w:t>
+      </w:r>
+      <w:r>
+        <w:rPr>
+          <w:rFonts w:ascii="나눔고딕" w:cs="나눔고딕" w:eastAsia="나눔고딕" w:hAnsi="나눔고딕"/>
+        </w:rPr>
+        <w:t xml:space="preserve">정보성 · 신뢰성 · 개인화 · 상호작용성</w:t>
+      </w:r>
+    </w:p>
+    <w:p>
+      <w:pPr>
+        <w:spacing w:after="0" w:before="0" w:line="240"/>
+      </w:pPr>
+      <w:r>
+        <w:rPr>
+          <w:rFonts w:ascii="나눔고딕" w:cs="나눔고딕" w:eastAsia="나눔고딕" w:hAnsi="나눔고딕"/>
+          <w:b/>
+          <w:bCs/>
+        </w:rPr>
+        <w:t xml:space="preserve">19. </w:t>
+      </w:r>
+      <w:r>
+        <w:rPr>
+          <w:rFonts w:ascii="나눔고딕" w:cs="나눔고딕" w:eastAsia="나눔고딕" w:hAnsi="나눔고딕"/>
+        </w:rPr>
+        <w:t xml:space="preserve">X. 기술을 얼마나 많이 도입했는가(기술 보유량)가 아니라, 그 기술을 통해 이용자(관광객)가 실제로 체감하는 정보성 · 신뢰성 · 개인화 · 상호작용성 같은 「스마트함」의 경험을 잰다 — 척도의 기준은 기술 자체가 아니라 기술이 만들어내는 사용자 경험이다.</w:t>
+      </w:r>
+    </w:p>
+    <w:p>
+      <w:pPr>
+        <w:spacing w:after="0" w:before="0" w:line="240"/>
+      </w:pPr>
+      <w:r>
+        <w:rPr>
+          <w:rFonts w:ascii="나눔고딕" w:cs="나눔고딕" w:eastAsia="나눔고딕" w:hAnsi="나눔고딕"/>
+          <w:b/>
+          <w:bCs/>
+        </w:rPr>
+        <w:t xml:space="preserve">20. </w:t>
+      </w:r>
+      <w:r>
+        <w:rPr>
+          <w:rFonts w:ascii="나눔고딕" w:cs="나눔고딕" w:eastAsia="나눔고딕" w:hAnsi="나눔고딕"/>
+        </w:rPr>
+        <w:t xml:space="preserve">X. 문항을 무조건 늘리는 일이 아니라, 서로 겹치는 문항과 막연해서 응답자가 헷갈리는 문항을 걸러내 「재려는 개념을 더 또렷하고 정확하게」 만드는 일이다 — 이 수업의 업종별 구성요인 척도도 FGI · 전문가 토론을 거쳐 애매한 문항을 뺀 과정이 그 예다(예: 외식업의 「AR · VR로 메뉴 맛 짐작」 문항 제거).</w:t>
+      </w:r>
+    </w:p>
+    <w:p>
+      <w:pPr>
+        <w:spacing w:after="0" w:before="0" w:line="240"/>
+      </w:pPr>
+      <w:r>
+        <w:rPr>
+          <w:rFonts w:ascii="나눔고딕" w:cs="나눔고딕" w:eastAsia="나눔고딕" w:hAnsi="나눔고딕"/>
+        </w:rPr>
+        <w:t xml:space="preserve"/>
+      </w:r>
+    </w:p>
+    <w:p>
+      <w:pPr>
+        <w:spacing w:after="0" w:before="0" w:line="240"/>
+      </w:pPr>
+      <w:r>
+        <w:rPr>
+          <w:rFonts w:ascii="나눔고딕" w:cs="나눔고딕" w:eastAsia="나눔고딕" w:hAnsi="나눔고딕"/>
+          <w:b/>
+          <w:bCs/>
+          <w:color w:val="2F5148"/>
+          <w:sz w:val="20"/>
+          <w:szCs w:val="20"/>
+        </w:rPr>
+        <w:t xml:space="preserve">D. 업종별 구성요인</w:t>
+      </w:r>
+    </w:p>
+    <w:p>
+      <w:pPr>
+        <w:spacing w:after="0" w:before="0" w:line="240"/>
+      </w:pPr>
+      <w:r>
+        <w:rPr>
+          <w:rFonts w:ascii="나눔고딕" w:cs="나눔고딕" w:eastAsia="나눔고딕" w:hAnsi="나눔고딕"/>
+          <w:b/>
+          <w:bCs/>
+        </w:rPr>
+        <w:t xml:space="preserve">21. </w:t>
+      </w:r>
+      <w:r>
+        <w:rPr>
+          <w:rFonts w:ascii="나눔고딕" w:cs="나눔고딕" w:eastAsia="나눔고딕" w:hAnsi="나눔고딕"/>
+        </w:rPr>
+        <w:t xml:space="preserve">기술통합성 · 편의성 · 정보성 · 스마트인프라 · 신뢰성(세 업종 같음)</w:t>
+      </w:r>
+    </w:p>
+    <w:p>
+      <w:pPr>
+        <w:spacing w:after="0" w:before="0" w:line="240"/>
+      </w:pPr>
+      <w:r>
+        <w:rPr>
+          <w:rFonts w:ascii="나눔고딕" w:cs="나눔고딕" w:eastAsia="나눔고딕" w:hAnsi="나눔고딕"/>
+          <w:b/>
+          <w:bCs/>
+        </w:rPr>
+        <w:t xml:space="preserve">22. </w:t>
+      </w:r>
+      <w:r>
+        <w:rPr>
+          <w:rFonts w:ascii="나눔고딕" w:cs="나눔고딕" w:eastAsia="나눔고딕" w:hAnsi="나눔고딕"/>
+        </w:rPr>
+        <w:t xml:space="preserve">정보성 · 스마트인프라 · 편의성 · 개인화 · 상호작용성</w:t>
+      </w:r>
+    </w:p>
+    <w:p>
+      <w:pPr>
+        <w:spacing w:after="0" w:before="0" w:line="240"/>
+      </w:pPr>
+      <w:r>
+        <w:rPr>
+          <w:rFonts w:ascii="나눔고딕" w:cs="나눔고딕" w:eastAsia="나눔고딕" w:hAnsi="나눔고딕"/>
+          <w:b/>
+          <w:bCs/>
+        </w:rPr>
+        <w:t xml:space="preserve">23. </w:t>
+      </w:r>
+      <w:r>
+        <w:rPr>
+          <w:rFonts w:ascii="나눔고딕" w:cs="나눔고딕" w:eastAsia="나눔고딕" w:hAnsi="나눔고딕"/>
+        </w:rPr>
+        <w:t xml:space="preserve">스마트인프라 · 편의성 · 개인화 · 상호작용성 · 보안성</w:t>
+      </w:r>
+    </w:p>
+    <w:p>
+      <w:pPr>
+        <w:spacing w:after="0" w:before="0" w:line="240"/>
+      </w:pPr>
+      <w:r>
+        <w:rPr>
+          <w:rFonts w:ascii="나눔고딕" w:cs="나눔고딕" w:eastAsia="나눔고딕" w:hAnsi="나눔고딕"/>
+          <w:b/>
+          <w:bCs/>
+        </w:rPr>
+        <w:t xml:space="preserve">24. </w:t>
+      </w:r>
+      <w:r>
+        <w:rPr>
+          <w:rFonts w:ascii="나눔고딕" w:cs="나눔고딕" w:eastAsia="나눔고딕" w:hAnsi="나눔고딕"/>
+        </w:rPr>
+        <w:t xml:space="preserve">여행업 · 외식업 · 컨벤션</w:t>
+      </w:r>
+    </w:p>
+    <w:p>
+      <w:pPr>
+        <w:spacing w:after="0" w:before="0" w:line="240"/>
+      </w:pPr>
+      <w:r>
+        <w:rPr>
+          <w:rFonts w:ascii="나눔고딕" w:cs="나눔고딕" w:eastAsia="나눔고딕" w:hAnsi="나눔고딕"/>
+          <w:b/>
+          <w:bCs/>
+        </w:rPr>
+        <w:t xml:space="preserve">25. </w:t>
+      </w:r>
+      <w:r>
+        <w:rPr>
+          <w:rFonts w:ascii="나눔고딕" w:cs="나눔고딕" w:eastAsia="나눔고딕" w:hAnsi="나눔고딕"/>
+        </w:rPr>
+        <w:t xml:space="preserve">항공산업</w:t>
+      </w:r>
+    </w:p>
+    <w:p>
+      <w:pPr>
+        <w:spacing w:after="0" w:before="0" w:line="240"/>
+      </w:pPr>
+      <w:r>
+        <w:rPr>
+          <w:rFonts w:ascii="나눔고딕" w:cs="나눔고딕" w:eastAsia="나눔고딕" w:hAnsi="나눔고딕"/>
+          <w:b/>
+          <w:bCs/>
+        </w:rPr>
+        <w:t xml:space="preserve">26. </w:t>
+      </w:r>
+      <w:r>
+        <w:rPr>
+          <w:rFonts w:ascii="나눔고딕" w:cs="나눔고딕" w:eastAsia="나눔고딕" w:hAnsi="나눔고딕"/>
+        </w:rPr>
+        <w:t xml:space="preserve">숙박업 · 항공산업</w:t>
+      </w:r>
+    </w:p>
+    <w:p>
+      <w:pPr>
+        <w:spacing w:after="0" w:before="0" w:line="240"/>
+      </w:pPr>
+      <w:r>
+        <w:rPr>
+          <w:rFonts w:ascii="나눔고딕" w:cs="나눔고딕" w:eastAsia="나눔고딕" w:hAnsi="나눔고딕"/>
+          <w:b/>
+          <w:bCs/>
+        </w:rPr>
+        <w:t xml:space="preserve">27. </w:t>
+      </w:r>
+      <w:r>
+        <w:rPr>
+          <w:rFonts w:ascii="나눔고딕" w:cs="나눔고딕" w:eastAsia="나눔고딕" w:hAnsi="나눔고딕"/>
+        </w:rPr>
+        <w:t xml:space="preserve">항공산업</w:t>
+      </w:r>
+    </w:p>
+    <w:p>
+      <w:pPr>
+        <w:spacing w:after="0" w:before="0" w:line="240"/>
+      </w:pPr>
+      <w:r>
+        <w:rPr>
+          <w:rFonts w:ascii="나눔고딕" w:cs="나눔고딕" w:eastAsia="나눔고딕" w:hAnsi="나눔고딕"/>
+          <w:b/>
+          <w:bCs/>
+        </w:rPr>
+        <w:t xml:space="preserve">28. </w:t>
+      </w:r>
+      <w:r>
+        <w:rPr>
+          <w:rFonts w:ascii="나눔고딕" w:cs="나눔고딕" w:eastAsia="나눔고딕" w:hAnsi="나눔고딕"/>
+        </w:rPr>
+        <w:t xml:space="preserve">스마트인프라 · 신뢰성</w:t>
+      </w:r>
+    </w:p>
+    <w:p>
+      <w:pPr>
+        <w:spacing w:after="0" w:before="0" w:line="240"/>
+      </w:pPr>
+      <w:r>
+        <w:rPr>
+          <w:rFonts w:ascii="나눔고딕" w:cs="나눔고딕" w:eastAsia="나눔고딕" w:hAnsi="나눔고딕"/>
+          <w:b/>
+          <w:bCs/>
+        </w:rPr>
+        <w:t xml:space="preserve">29. </w:t>
+      </w:r>
+      <w:r>
+        <w:rPr>
+          <w:rFonts w:ascii="나눔고딕" w:cs="나눔고딕" w:eastAsia="나눔고딕" w:hAnsi="나눔고딕"/>
+        </w:rPr>
+        <w:t xml:space="preserve">FGI(표적집단면접) 6명 중 4명이 「애매하다」고 응답 → 전문가 토론을 거쳐 최종 문항에서 제외</w:t>
+      </w:r>
+    </w:p>
+    <w:p>
+      <w:pPr>
+        <w:spacing w:after="0" w:before="0" w:line="240"/>
+      </w:pPr>
+      <w:r>
+        <w:rPr>
+          <w:rFonts w:ascii="나눔고딕" w:cs="나눔고딕" w:eastAsia="나눔고딕" w:hAnsi="나눔고딕"/>
+          <w:b/>
+          <w:bCs/>
+        </w:rPr>
+        <w:t xml:space="preserve">30. </w:t>
+      </w:r>
+      <w:r>
+        <w:rPr>
+          <w:rFonts w:ascii="나눔고딕" w:cs="나눔고딕" w:eastAsia="나눔고딕" w:hAnsi="나눔고딕"/>
+        </w:rPr>
+        <w:t xml:space="preserve">개인정보 · 결제정보</w:t>
+      </w:r>
+    </w:p>
+    <w:p>
+      <w:pPr>
+        <w:spacing w:after="0" w:before="0" w:line="240"/>
+      </w:pPr>
+      <w:r>
+        <w:rPr>
+          <w:rFonts w:ascii="나눔고딕" w:cs="나눔고딕" w:eastAsia="나눔고딕" w:hAnsi="나눔고딕"/>
+          <w:b/>
+          <w:bCs/>
+        </w:rPr>
+        <w:t xml:space="preserve">31. </w:t>
+      </w:r>
+      <w:r>
+        <w:rPr>
+          <w:rFonts w:ascii="나눔고딕" w:cs="나눔고딕" w:eastAsia="나눔고딕" w:hAnsi="나눔고딕"/>
+        </w:rPr>
+        <w:t xml:space="preserve">정보성(85)</w:t>
+      </w:r>
+    </w:p>
+    <w:p>
+      <w:pPr>
+        <w:spacing w:after="0" w:before="0" w:line="240"/>
+      </w:pPr>
+      <w:r>
+        <w:rPr>
+          <w:rFonts w:ascii="나눔고딕" w:cs="나눔고딕" w:eastAsia="나눔고딕" w:hAnsi="나눔고딕"/>
+          <w:b/>
+          <w:bCs/>
+        </w:rPr>
+        <w:t xml:space="preserve">32. </w:t>
+      </w:r>
+      <w:r>
+        <w:rPr>
+          <w:rFonts w:ascii="나눔고딕" w:cs="나눔고딕" w:eastAsia="나눔고딕" w:hAnsi="나눔고딕"/>
+        </w:rPr>
+        <w:t xml:space="preserve">운영 효율성 · 지속가능성 · 보안성 — 보안성(9)</w:t>
+      </w:r>
+    </w:p>
+    <w:p>
+      <w:pPr>
+        <w:spacing w:after="0" w:before="0" w:line="240"/>
+      </w:pPr>
+      <w:r>
+        <w:rPr>
+          <w:rFonts w:ascii="나눔고딕" w:cs="나눔고딕" w:eastAsia="나눔고딕" w:hAnsi="나눔고딕"/>
+          <w:b/>
+          <w:bCs/>
+        </w:rPr>
+        <w:t xml:space="preserve">33. </w:t>
+      </w:r>
+      <w:r>
+        <w:rPr>
+          <w:rFonts w:ascii="나눔고딕" w:cs="나눔고딕" w:eastAsia="나눔고딕" w:hAnsi="나눔고딕"/>
+        </w:rPr>
+        <w:t xml:space="preserve">X. 업종마다 고객이 체감하는 요소가 달라 척도를 업종별로 따로 만든다</w:t>
+      </w:r>
+    </w:p>
+    <w:p>
+      <w:pPr>
+        <w:spacing w:after="0" w:before="0" w:line="240"/>
+      </w:pPr>
+      <w:r>
+        <w:rPr>
+          <w:rFonts w:ascii="나눔고딕" w:cs="나눔고딕" w:eastAsia="나눔고딕" w:hAnsi="나눔고딕"/>
+        </w:rPr>
+        <w:t xml:space="preserve"/>
+      </w:r>
+    </w:p>
+    <w:p>
+      <w:pPr>
+        <w:spacing w:after="0" w:before="0" w:line="240"/>
+      </w:pPr>
+      <w:r>
+        <w:rPr>
+          <w:rFonts w:ascii="나눔고딕" w:cs="나눔고딕" w:eastAsia="나눔고딕" w:hAnsi="나눔고딕"/>
+          <w:b/>
+          <w:bCs/>
+          <w:color w:val="2F5148"/>
+          <w:sz w:val="20"/>
+          <w:szCs w:val="20"/>
+        </w:rPr>
+        <w:t xml:space="preserve">E. 수용 — 기술수용 이론</w:t>
+      </w:r>
+    </w:p>
+    <w:p>
+      <w:pPr>
+        <w:spacing w:after="0" w:before="0" w:line="240"/>
+      </w:pPr>
+      <w:r>
+        <w:rPr>
+          <w:rFonts w:ascii="나눔고딕" w:cs="나눔고딕" w:eastAsia="나눔고딕" w:hAnsi="나눔고딕"/>
+          <w:b/>
+          <w:bCs/>
+        </w:rPr>
+        <w:t xml:space="preserve">34. </w:t>
+      </w:r>
+      <w:r>
+        <w:rPr>
+          <w:rFonts w:ascii="나눔고딕" w:cs="나눔고딕" w:eastAsia="나눔고딕" w:hAnsi="나눔고딕"/>
+        </w:rPr>
+        <w:t xml:space="preserve">지각된 유용성 · 지각된 용이성</w:t>
+      </w:r>
+    </w:p>
+    <w:p>
+      <w:pPr>
+        <w:spacing w:after="0" w:before="0" w:line="240"/>
+      </w:pPr>
+      <w:r>
+        <w:rPr>
+          <w:rFonts w:ascii="나눔고딕" w:cs="나눔고딕" w:eastAsia="나눔고딕" w:hAnsi="나눔고딕"/>
+          <w:b/>
+          <w:bCs/>
+        </w:rPr>
+        <w:t xml:space="preserve">35. </w:t>
+      </w:r>
+      <w:r>
+        <w:rPr>
+          <w:rFonts w:ascii="나눔고딕" w:cs="나눔고딕" w:eastAsia="나눔고딕" w:hAnsi="나눔고딕"/>
+        </w:rPr>
+        <w:t xml:space="preserve">TAM → TRAM → UTAUT2 → 혁신저항 · PAM</w:t>
+      </w:r>
+    </w:p>
+    <w:p>
+      <w:pPr>
+        <w:spacing w:after="0" w:before="0" w:line="240"/>
+      </w:pPr>
+      <w:r>
+        <w:rPr>
+          <w:rFonts w:ascii="나눔고딕" w:cs="나눔고딕" w:eastAsia="나눔고딕" w:hAnsi="나눔고딕"/>
+        </w:rPr>
+        <w:t xml:space="preserve"/>
+      </w:r>
+    </w:p>
+    <w:p>
+      <w:pPr>
+        <w:spacing w:after="0" w:before="0" w:line="240"/>
+      </w:pPr>
+      <w:r>
+        <w:rPr>
+          <w:rFonts w:ascii="나눔고딕" w:cs="나눔고딕" w:eastAsia="나눔고딕" w:hAnsi="나눔고딕"/>
+          <w:color w:val="5D6D7E"/>
+          <w:sz w:val="18"/>
+          <w:szCs w:val="18"/>
+        </w:rPr>
+        <w:t xml:space="preserve">※ 34번(TAM 두 변수)은 페이지의 기술수용 만화 · 22문제와 함께 보십시오.</w:t>
+      </w:r>
+    </w:p>
+    <w:sectPr>
+      <w:pgSz w:w="11906" w:h="16838" w:orient="portrait"/>
+      <w:pgMar w:top="850" w:right="1077" w:bottom="850" w:left="1077" w:header="708" w:footer="708" w:gutter="0"/>
+      <w:pgNumType/>
+      <w:docGrid w:linePitch="360"/>
+    </w:sectPr>
+  </w:body>
+</w:document>
 </file>
 
 <file path=word/endnotes.xml><?xml version="1.0" encoding="utf-8"?>
